--- a/template_bb2.docx
+++ b/template_bb2.docx
@@ -3,16 +3,6 @@
 <w:document xmlns:wpc="http://schemas.microsoft.com/office/word/2010/wordprocessingCanvas" xmlns:cx="http://schemas.microsoft.com/office/drawing/2014/chartex" xmlns:cx1="http://schemas.microsoft.com/office/drawing/2015/9/8/chartex" xmlns:cx2="http://schemas.microsoft.com/office/drawing/2015/10/21/chartex" xmlns:cx3="http://schemas.microsoft.com/office/drawing/2016/5/9/chartex" xmlns:cx4="http://schemas.microsoft.com/office/drawing/2016/5/10/chartex" xmlns:cx5="http://schemas.microsoft.com/office/drawing/2016/5/11/chartex" xmlns:cx6="http://schemas.microsoft.com/office/drawing/2016/5/12/chartex" xmlns:cx7="http://schemas.microsoft.com/office/drawing/2016/5/13/chartex" xmlns:cx8="http://schemas.microsoft.com/office/drawing/2016/5/14/chartex" xmlns:mc="http://schemas.openxmlformats.org/markup-compatibility/2006" xmlns:aink="http://schemas.microsoft.com/office/drawing/2016/ink" xmlns:am3d="http://schemas.microsoft.com/office/drawing/2017/model3d" xmlns:o="urn:schemas-microsoft-com:office:office" xmlns:oel="http://schemas.microsoft.com/office/2019/extlst" xmlns:r="http://schemas.openxmlformats.org/officeDocument/2006/relationships" xmlns:m="http://schemas.openxmlformats.org/officeDocument/2006/math" xmlns:v="urn:schemas-microsoft-com:vml" xmlns:wp14="http://schemas.microsoft.com/office/word/2010/wordprocessingDrawing" xmlns:wp="http://schemas.openxmlformats.org/drawingml/2006/wordprocessingDrawing" xmlns:w10="urn:schemas-microsoft-com:office:word" xmlns:w="http://schemas.openxmlformats.org/wordprocessingml/2006/main" xmlns:w14="http://schemas.microsoft.com/office/word/2010/wordml" xmlns:w15="http://schemas.microsoft.com/office/word/2012/wordml" xmlns:w16cei="http://schemas.microsoft.com/office/word/2026/wordml/cei" xmlns:w16cex="http://schemas.microsoft.com/office/word/2018/wordml/cex" xmlns:w16cid="http://schemas.microsoft.com/office/word/2016/wordml/cid" xmlns:w16="http://schemas.microsoft.com/office/word/2018/wordml" xmlns:w16du="http://schemas.microsoft.com/office/word/2023/wordml/word16du" xmlns:w16sdtdh="http://schemas.microsoft.com/office/word/2020/wordml/sdtdatahash" xmlns:w16sdtfl="http://schemas.microsoft.com/office/word/2024/wordml/sdtformatlock" xmlns:w16se="http://schemas.microsoft.com/office/word/2015/wordml/symex" xmlns:wpg="http://schemas.microsoft.com/office/word/2010/wordprocessingGroup" xmlns:wpi="http://schemas.microsoft.com/office/word/2010/wordprocessingInk" xmlns:wne="http://schemas.microsoft.com/office/word/2006/wordml" xmlns:wps="http://schemas.microsoft.com/office/word/2010/wordprocessingShape" mc:Ignorable="w14 w15 w16se w16cid w16 w16cex w16sdtdh w16sdtfl w16du wp14">
   <w:background w:color="FFFFFF"/>
   <w:body>
-    <w:p>
-      <w:pPr>
-        <w:suppressAutoHyphens w:val="0"/>
-        <w:rPr>
-          <w:b/>
-          <w:sz w:val="26"/>
-          <w:szCs w:val="26"/>
-        </w:rPr>
-      </w:pPr>
-    </w:p>
     <w:tbl>
       <w:tblPr>
         <w:tblpPr w:leftFromText="180" w:rightFromText="180" w:vertAnchor="page" w:horzAnchor="margin" w:tblpXSpec="center" w:tblpY="1292"/>
@@ -28,16 +18,16 @@
         <w:tblLook w:val="01E0" w:firstRow="1" w:lastRow="1" w:firstColumn="1" w:lastColumn="1" w:noHBand="0" w:noVBand="0"/>
       </w:tblPr>
       <w:tblGrid>
-        <w:gridCol w:w="2604"/>
-        <w:gridCol w:w="630"/>
-        <w:gridCol w:w="290"/>
+        <w:gridCol w:w="2605"/>
+        <w:gridCol w:w="628"/>
+        <w:gridCol w:w="291"/>
         <w:gridCol w:w="1160"/>
-        <w:gridCol w:w="840"/>
-        <w:gridCol w:w="11"/>
-        <w:gridCol w:w="818"/>
-        <w:gridCol w:w="1013"/>
-        <w:gridCol w:w="776"/>
-        <w:gridCol w:w="1181"/>
+        <w:gridCol w:w="841"/>
+        <w:gridCol w:w="9"/>
+        <w:gridCol w:w="820"/>
+        <w:gridCol w:w="1011"/>
+        <w:gridCol w:w="778"/>
+        <w:gridCol w:w="1180"/>
       </w:tblGrid>
       <w:tr>
         <w:tc>
@@ -205,7 +195,7 @@
       <w:tr>
         <w:tc>
           <w:tcPr>
-            <w:tcW w:w="2951" w:type="pct"/>
+            <w:tcW w:w="2963" w:type="pct"/>
             <w:gridSpan w:val="5"/>
             <w:tcBorders>
               <w:top w:val="dotted" w:sz="4" w:space="0" w:color="auto"/>
@@ -241,7 +231,7 @@
         </w:tc>
         <w:tc>
           <w:tcPr>
-            <w:tcW w:w="2049" w:type="pct"/>
+            <w:tcW w:w="2037" w:type="pct"/>
             <w:gridSpan w:val="5"/>
             <w:tcBorders>
               <w:top w:val="dotted" w:sz="4" w:space="0" w:color="auto"/>
@@ -280,7 +270,7 @@
         </w:trPr>
         <w:tc>
           <w:tcPr>
-            <w:tcW w:w="2507" w:type="pct"/>
+            <w:tcW w:w="2512" w:type="pct"/>
             <w:gridSpan w:val="4"/>
             <w:tcBorders>
               <w:top w:val="dotted" w:sz="4" w:space="0" w:color="auto"/>
@@ -334,7 +324,7 @@
         </w:tc>
         <w:tc>
           <w:tcPr>
-            <w:tcW w:w="2493" w:type="pct"/>
+            <w:tcW w:w="2488" w:type="pct"/>
             <w:gridSpan w:val="6"/>
             <w:tcBorders>
               <w:top w:val="dotted" w:sz="4" w:space="0" w:color="auto"/>
@@ -404,7 +394,7 @@
       <w:tr>
         <w:tc>
           <w:tcPr>
-            <w:tcW w:w="4364" w:type="pct"/>
+            <w:tcW w:w="4367" w:type="pct"/>
             <w:gridSpan w:val="9"/>
             <w:tcBorders>
               <w:top w:val="dotted" w:sz="4" w:space="0" w:color="auto"/>
@@ -441,7 +431,7 @@
         </w:tc>
         <w:tc>
           <w:tcPr>
-            <w:tcW w:w="636" w:type="pct"/>
+            <w:tcW w:w="633" w:type="pct"/>
             <w:tcBorders>
               <w:top w:val="dotted" w:sz="4" w:space="0" w:color="auto"/>
               <w:left w:val="double" w:sz="4" w:space="0" w:color="auto"/>
@@ -581,7 +571,7 @@
       <w:tr>
         <w:tc>
           <w:tcPr>
-            <w:tcW w:w="4364" w:type="pct"/>
+            <w:tcW w:w="4367" w:type="pct"/>
             <w:gridSpan w:val="9"/>
             <w:tcBorders>
               <w:top w:val="dotted" w:sz="4" w:space="0" w:color="auto"/>
@@ -618,7 +608,7 @@
         </w:tc>
         <w:tc>
           <w:tcPr>
-            <w:tcW w:w="636" w:type="pct"/>
+            <w:tcW w:w="633" w:type="pct"/>
             <w:tcBorders>
               <w:top w:val="dotted" w:sz="4" w:space="0" w:color="auto"/>
               <w:left w:val="double" w:sz="4" w:space="0" w:color="auto"/>
@@ -796,7 +786,7 @@
       <w:tr>
         <w:tc>
           <w:tcPr>
-            <w:tcW w:w="1741" w:type="pct"/>
+            <w:tcW w:w="1734" w:type="pct"/>
             <w:gridSpan w:val="2"/>
             <w:tcBorders>
               <w:top w:val="dotted" w:sz="4" w:space="0" w:color="auto"/>
@@ -828,7 +818,7 @@
         </w:tc>
         <w:tc>
           <w:tcPr>
-            <w:tcW w:w="1216" w:type="pct"/>
+            <w:tcW w:w="1234" w:type="pct"/>
             <w:gridSpan w:val="4"/>
             <w:tcBorders>
               <w:top w:val="dotted" w:sz="4" w:space="0" w:color="auto"/>
@@ -858,7 +848,7 @@
         </w:tc>
         <w:tc>
           <w:tcPr>
-            <w:tcW w:w="988" w:type="pct"/>
+            <w:tcW w:w="982" w:type="pct"/>
             <w:gridSpan w:val="2"/>
             <w:tcBorders>
               <w:top w:val="dotted" w:sz="4" w:space="0" w:color="auto"/>
@@ -892,7 +882,7 @@
         </w:tc>
         <w:tc>
           <w:tcPr>
-            <w:tcW w:w="1055" w:type="pct"/>
+            <w:tcW w:w="1050" w:type="pct"/>
             <w:gridSpan w:val="2"/>
             <w:tcBorders>
               <w:top w:val="dotted" w:sz="4" w:space="0" w:color="auto"/>
@@ -928,7 +918,7 @@
       <w:tr>
         <w:tc>
           <w:tcPr>
-            <w:tcW w:w="1741" w:type="pct"/>
+            <w:tcW w:w="1734" w:type="pct"/>
             <w:gridSpan w:val="2"/>
             <w:tcBorders>
               <w:top w:val="dotted" w:sz="4" w:space="0" w:color="auto"/>
@@ -960,7 +950,7 @@
         </w:tc>
         <w:tc>
           <w:tcPr>
-            <w:tcW w:w="1216" w:type="pct"/>
+            <w:tcW w:w="1234" w:type="pct"/>
             <w:gridSpan w:val="4"/>
             <w:tcBorders>
               <w:top w:val="dotted" w:sz="4" w:space="0" w:color="auto"/>
@@ -990,7 +980,7 @@
         </w:tc>
         <w:tc>
           <w:tcPr>
-            <w:tcW w:w="988" w:type="pct"/>
+            <w:tcW w:w="982" w:type="pct"/>
             <w:gridSpan w:val="2"/>
             <w:tcBorders>
               <w:top w:val="dotted" w:sz="4" w:space="0" w:color="auto"/>
@@ -1069,7 +1059,7 @@
         </w:tc>
         <w:tc>
           <w:tcPr>
-            <w:tcW w:w="1055" w:type="pct"/>
+            <w:tcW w:w="1050" w:type="pct"/>
             <w:gridSpan w:val="2"/>
             <w:tcBorders>
               <w:top w:val="dotted" w:sz="4" w:space="0" w:color="auto"/>
@@ -1228,7 +1218,7 @@
       <w:tr>
         <w:tc>
           <w:tcPr>
-            <w:tcW w:w="1894" w:type="pct"/>
+            <w:tcW w:w="1890" w:type="pct"/>
             <w:gridSpan w:val="3"/>
             <w:tcBorders>
               <w:top w:val="dotted" w:sz="4" w:space="0" w:color="auto"/>
@@ -1261,7 +1251,7 @@
         </w:tc>
         <w:tc>
           <w:tcPr>
-            <w:tcW w:w="3106" w:type="pct"/>
+            <w:tcW w:w="3110" w:type="pct"/>
             <w:gridSpan w:val="7"/>
             <w:tcBorders>
               <w:top w:val="dotted" w:sz="4" w:space="0" w:color="auto"/>
@@ -1296,7 +1286,7 @@
       <w:tr>
         <w:tc>
           <w:tcPr>
-            <w:tcW w:w="1894" w:type="pct"/>
+            <w:tcW w:w="1890" w:type="pct"/>
             <w:gridSpan w:val="3"/>
             <w:tcBorders>
               <w:top w:val="dotted" w:sz="4" w:space="0" w:color="auto"/>
@@ -1310,13 +1300,34 @@
               <w:ind w:left="340"/>
             </w:pPr>
             <w:r>
-              <w:t>#danh_sach_nhan_vien ... {ten_nhan_vien} ... /danh_sach_nhan_vien</w:t>
+              <w:t>{</w:t>
+            </w:r>
+            <w:r>
+              <w:t xml:space="preserve">#danh_sach_nhan_vien </w:t>
+            </w:r>
+            <w:r>
+              <w:t>}</w:t>
+            </w:r>
+            <w:r>
+              <w:t xml:space="preserve">... {ten_nhan_vien} ... </w:t>
+            </w:r>
+            <w:r>
+              <w:t>{</w:t>
+            </w:r>
+            <w:r>
+              <w:t>/danh_sach_nhan_vien</w:t>
+            </w:r>
+            <w:r>
+              <w:t>}</w:t>
+            </w:r>
+            <w:r>
+              <w:t>:</w:t>
             </w:r>
           </w:p>
         </w:tc>
         <w:tc>
           <w:tcPr>
-            <w:tcW w:w="3106" w:type="pct"/>
+            <w:tcW w:w="3110" w:type="pct"/>
             <w:gridSpan w:val="7"/>
             <w:tcBorders>
               <w:top w:val="dotted" w:sz="4" w:space="0" w:color="auto"/>
@@ -1388,7 +1399,7 @@
       <w:tr>
         <w:tc>
           <w:tcPr>
-            <w:tcW w:w="4364" w:type="pct"/>
+            <w:tcW w:w="4367" w:type="pct"/>
             <w:gridSpan w:val="9"/>
             <w:tcBorders>
               <w:top w:val="dotted" w:sz="4" w:space="0" w:color="auto"/>
@@ -1426,7 +1437,7 @@
         </w:tc>
         <w:tc>
           <w:tcPr>
-            <w:tcW w:w="636" w:type="pct"/>
+            <w:tcW w:w="633" w:type="pct"/>
             <w:tcBorders>
               <w:top w:val="dotted" w:sz="4" w:space="0" w:color="auto"/>
               <w:left w:val="double" w:sz="4" w:space="0" w:color="auto"/>
@@ -1592,7 +1603,7 @@
       <w:tr>
         <w:tc>
           <w:tcPr>
-            <w:tcW w:w="4364" w:type="pct"/>
+            <w:tcW w:w="4367" w:type="pct"/>
             <w:gridSpan w:val="9"/>
             <w:tcBorders>
               <w:top w:val="dotted" w:sz="4" w:space="0" w:color="auto"/>
@@ -1646,7 +1657,7 @@
         </w:tc>
         <w:tc>
           <w:tcPr>
-            <w:tcW w:w="636" w:type="pct"/>
+            <w:tcW w:w="633" w:type="pct"/>
             <w:tcBorders>
               <w:top w:val="dotted" w:sz="4" w:space="0" w:color="auto"/>
               <w:left w:val="double" w:sz="4" w:space="0" w:color="auto"/>
@@ -1860,7 +1871,7 @@
         </w:trPr>
         <w:tc>
           <w:tcPr>
-            <w:tcW w:w="1400" w:type="pct"/>
+            <w:tcW w:w="1397" w:type="pct"/>
             <w:tcBorders>
               <w:top w:val="dotted" w:sz="4" w:space="0" w:color="auto"/>
               <w:left w:val="double" w:sz="4" w:space="0" w:color="auto"/>
@@ -1880,13 +1891,14 @@
               <w:rPr>
                 <w:i/>
               </w:rPr>
+              <w:lastRenderedPageBreak/>
               <w:t>Nhân viên đơn vị công tác:</w:t>
             </w:r>
           </w:p>
         </w:tc>
         <w:tc>
           <w:tcPr>
-            <w:tcW w:w="1999" w:type="pct"/>
+            <w:tcW w:w="2011" w:type="pct"/>
             <w:gridSpan w:val="6"/>
             <w:tcBorders>
               <w:top w:val="dotted" w:sz="4" w:space="0" w:color="auto"/>
@@ -1902,13 +1914,34 @@
               <w:ind w:left="340"/>
             </w:pPr>
             <w:r>
-              <w:t>#danh_sach_nhan_vien ... {ten_nhan_vien} ... /danh_sach_nhan_vien:</w:t>
+              <w:t>{</w:t>
+            </w:r>
+            <w:r>
+              <w:t xml:space="preserve">#danh_sach_nhan_vien </w:t>
+            </w:r>
+            <w:r>
+              <w:t>}</w:t>
+            </w:r>
+            <w:r>
+              <w:t xml:space="preserve">... {ten_nhan_vien} ... </w:t>
+            </w:r>
+            <w:r>
+              <w:t>{</w:t>
+            </w:r>
+            <w:r>
+              <w:t>/danh_sach_nhan_vien</w:t>
+            </w:r>
+            <w:r>
+              <w:t>}</w:t>
+            </w:r>
+            <w:r>
+              <w:t>:</w:t>
             </w:r>
           </w:p>
         </w:tc>
         <w:tc>
           <w:tcPr>
-            <w:tcW w:w="1601" w:type="pct"/>
+            <w:tcW w:w="1593" w:type="pct"/>
             <w:gridSpan w:val="3"/>
             <w:tcBorders>
               <w:top w:val="dotted" w:sz="4" w:space="0" w:color="auto"/>
@@ -1941,7 +1974,7 @@
         </w:trPr>
         <w:tc>
           <w:tcPr>
-            <w:tcW w:w="1400" w:type="pct"/>
+            <w:tcW w:w="1397" w:type="pct"/>
             <w:tcBorders>
               <w:top w:val="dotted" w:sz="4" w:space="0" w:color="auto"/>
               <w:left w:val="double" w:sz="4" w:space="0" w:color="auto"/>
@@ -1970,7 +2003,7 @@
         </w:tc>
         <w:tc>
           <w:tcPr>
-            <w:tcW w:w="1999" w:type="pct"/>
+            <w:tcW w:w="2011" w:type="pct"/>
             <w:gridSpan w:val="6"/>
             <w:tcBorders>
               <w:top w:val="dotted" w:sz="4" w:space="0" w:color="auto"/>
@@ -1992,7 +2025,7 @@
         </w:tc>
         <w:tc>
           <w:tcPr>
-            <w:tcW w:w="1601" w:type="pct"/>
+            <w:tcW w:w="1593" w:type="pct"/>
             <w:gridSpan w:val="3"/>
             <w:tcBorders>
               <w:top w:val="dotted" w:sz="4" w:space="0" w:color="auto"/>
@@ -7612,6 +7645,7 @@
   <w:style w:type="character" w:default="1" w:styleId="DefaultParagraphFont">
     <w:name w:val="Default Paragraph Font"/>
     <w:uiPriority w:val="1"/>
+    <w:semiHidden/>
     <w:unhideWhenUsed/>
   </w:style>
   <w:style w:type="table" w:default="1" w:styleId="TableNormal">

--- a/template_bb2.docx
+++ b/template_bb2.docx
@@ -1299,30 +1299,6 @@
               <w:spacing w:line="360" w:lineRule="auto"/>
               <w:ind w:left="340"/>
             </w:pPr>
-            <w:r>
-              <w:t>{</w:t>
-            </w:r>
-            <w:r>
-              <w:t xml:space="preserve">#danh_sach_nhan_vien </w:t>
-            </w:r>
-            <w:r>
-              <w:t>}</w:t>
-            </w:r>
-            <w:r>
-              <w:t xml:space="preserve">... {ten_nhan_vien} ... </w:t>
-            </w:r>
-            <w:r>
-              <w:t>{</w:t>
-            </w:r>
-            <w:r>
-              <w:t>/danh_sach_nhan_vien</w:t>
-            </w:r>
-            <w:r>
-              <w:t>}</w:t>
-            </w:r>
-            <w:r>
-              <w:t>:</w:t>
-            </w:r>
           </w:p>
         </w:tc>
         <w:tc>
@@ -1891,7 +1867,6 @@
               <w:rPr>
                 <w:i/>
               </w:rPr>
-              <w:lastRenderedPageBreak/>
               <w:t>Nhân viên đơn vị công tác:</w:t>
             </w:r>
           </w:p>
@@ -1913,30 +1888,6 @@
               <w:spacing w:before="240" w:line="360" w:lineRule="auto"/>
               <w:ind w:left="340"/>
             </w:pPr>
-            <w:r>
-              <w:t>{</w:t>
-            </w:r>
-            <w:r>
-              <w:t xml:space="preserve">#danh_sach_nhan_vien </w:t>
-            </w:r>
-            <w:r>
-              <w:t>}</w:t>
-            </w:r>
-            <w:r>
-              <w:t xml:space="preserve">... {ten_nhan_vien} ... </w:t>
-            </w:r>
-            <w:r>
-              <w:t>{</w:t>
-            </w:r>
-            <w:r>
-              <w:t>/danh_sach_nhan_vien</w:t>
-            </w:r>
-            <w:r>
-              <w:t>}</w:t>
-            </w:r>
-            <w:r>
-              <w:t>:</w:t>
-            </w:r>
           </w:p>
         </w:tc>
         <w:tc>
@@ -2084,6 +2035,7 @@
                 <w:i/>
                 <w:color w:val="000000" w:themeColor="text1"/>
               </w:rPr>
+              <w:lastRenderedPageBreak/>
               <w:t>Người chủ trì sinh hoạt (ký tên): ....................................</w:t>
             </w:r>
           </w:p>
@@ -8396,89 +8348,15 @@
 </file>
 
 <file path=customXml/item2.xml><?xml version="1.0" encoding="utf-8"?>
-<b:Sources xmlns:b="http://schemas.openxmlformats.org/officeDocument/2006/bibliography" xmlns="http://schemas.openxmlformats.org/officeDocument/2006/bibliography" SelectedStyle="\APA.XSL" StyleName="APA"/>
+<?mso-contentType ?>
+<FormTemplates xmlns="http://schemas.microsoft.com/sharepoint/v3/contenttype/forms">
+  <Display>DocumentLibraryForm</Display>
+  <Edit>DocumentLibraryForm</Edit>
+  <New>DocumentLibraryForm</New>
+</FormTemplates>
 </file>
 
 <file path=customXml/item3.xml><?xml version="1.0" encoding="utf-8"?>
-<MrLinh xmlns="tranphuclinh">
-  <PhobienPATC>
-    <Ngay_PATC>29 tháng 4 năm 2026</Ngay_PATC>
-    <GioPATC>09</GioPATC>
-    <ND_CViec> Thí nghiệm MBA TD41 TBA 220kV Phan Rí sau khi bổ sung dầu</ND_CViec>
-    <Diadiem>Ngăn MC 582 TBA 500kV Vĩnh Tân</Diadiem>
-    <CHTT>Trần Văn Hoàng</CHTT>
-    <DVCT>Nguyễn Hữu Kính
-Hoàng Trần Quản Trọng
-Trần Văn Hoàng
-Kim Văn Quỳnh
-Hồ Văn Huy
-Lê Hữu Anh
-Trần Phúc Linh
-Tạ Quốc Đạt
-Nguyễn Xuân Khánh
-Đoàn Hoàng Quang Định</DVCT>
-    <Thuky>Trần Phúc Linh</Thuky>
-    <Ngay_BBHT>03/4/2026</Ngay_BBHT>
-    <GioBBHT>06</GioBBHT>
-    <HangMuc>Hạng mục 9</HangMuc>
-    <HangMuc>Hạng mục 10</HangMuc>
-  </PhobienPATC>
-  <DanhMuc>
-    <TenDanhMuc>Danh mục 2</TenDanhMuc>
-    <HangMuc>Hạng mục 1</HangMuc>
-    <HangMuc>Hạng mục 2</HangMuc>
-    <HangMuc>Hạng mục 3</HangMuc>
-    <HangMuc>Hạng mục 4</HangMuc>
-    <HangMuc>Hạng mục 5</HangMuc>
-    <HangMuc>Hạng mục 6</HangMuc>
-    <HangMuc>Hạng mục 7</HangMuc>
-    <HangMuc>Hạng mục 8</HangMuc>
-    <HangMuc>Hạng mục 9</HangMuc>
-    <HangMuc>Hạng mục 10</HangMuc>
-  </DanhMuc>
-  <DanhMuc>
-    <TenDanhMuc>Danh mục 3</TenDanhMuc>
-    <HangMuc>Hạng mục 1</HangMuc>
-    <HangMuc>Hạng mục 2</HangMuc>
-    <HangMuc>Hạng mục 3</HangMuc>
-    <HangMuc>Hạng mục 4</HangMuc>
-    <HangMuc>Hạng mục 5</HangMuc>
-    <HangMuc>Hạng mục 6</HangMuc>
-    <HangMuc>Hạng mục 7</HangMuc>
-    <HangMuc>Hạng mục 8</HangMuc>
-    <HangMuc>Hạng mục 9</HangMuc>
-    <HangMuc>Hạng mục 10</HangMuc>
-  </DanhMuc>
-  <DanhMuc>
-    <TenDanhMuc>Danh mục 4</TenDanhMuc>
-    <HangMuc>Hạng mục 1</HangMuc>
-    <HangMuc>Hạng mục 2</HangMuc>
-    <HangMuc>Hạng mục 3</HangMuc>
-    <HangMuc>Hạng mục 4</HangMuc>
-    <HangMuc>Hạng mục 5</HangMuc>
-    <HangMuc>Hạng mục 6</HangMuc>
-    <HangMuc>Hạng mục 7</HangMuc>
-    <HangMuc>Hạng mục 8</HangMuc>
-    <HangMuc>Hạng mục 9</HangMuc>
-    <HangMuc>Hạng mục 10</HangMuc>
-  </DanhMuc>
-  <DanhMuc>
-    <TenDanhMuc>Danh mục 5</TenDanhMuc>
-    <HangMuc>Hạng mục 1</HangMuc>
-    <HangMuc>Hạng mục 2</HangMuc>
-    <HangMuc>Hạng mục 3</HangMuc>
-    <HangMuc>Hạng mục 4</HangMuc>
-    <HangMuc>Hạng mục 5</HangMuc>
-    <HangMuc>Hạng mục 6</HangMuc>
-    <HangMuc>Hạng mục 7</HangMuc>
-    <HangMuc>Hạng mục 8</HangMuc>
-    <HangMuc>Hạng mục 9</HangMuc>
-    <HangMuc>Hạng mục 10</HangMuc>
-  </DanhMuc>
-</MrLinh>
-</file>
-
-<file path=customXml/item4.xml><?xml version="1.0" encoding="utf-8"?>
 <ct:contentTypeSchema xmlns:ct="http://schemas.microsoft.com/office/2006/metadata/contentType" xmlns:ma="http://schemas.microsoft.com/office/2006/metadata/properties/metaAttributes" ct:_="" ma:_="" ma:contentTypeName="Tài liệu" ma:contentTypeID="0x0101003D6A26BEA43AD54C99CF6CFFD0AB935F" ma:contentTypeVersion="17" ma:contentTypeDescription="Tạo tài liệu mới." ma:contentTypeScope="" ma:versionID="af904db980aeeeb0c820978c361938b4">
   <xsd:schema xmlns:xsd="http://www.w3.org/2001/XMLSchema" xmlns:xs="http://www.w3.org/2001/XMLSchema" xmlns:p="http://schemas.microsoft.com/office/2006/metadata/properties" xmlns:ns3="f4a5a11c-7819-4824-9e21-1c6a953b54fb" xmlns:ns4="2cd0ddd0-898b-46ea-a782-d5498b2a516c" targetNamespace="http://schemas.microsoft.com/office/2006/metadata/properties" ma:root="true" ma:fieldsID="2a2c0ab740631f726e6fe3bbdb2b4cd3" ns3:_="" ns4:_="">
     <xsd:import namespace="f4a5a11c-7819-4824-9e21-1c6a953b54fb"/>
@@ -8723,13 +8601,87 @@
 </ct:contentTypeSchema>
 </file>
 
+<file path=customXml/item4.xml><?xml version="1.0" encoding="utf-8"?>
+<MrLinh xmlns="tranphuclinh">
+  <PhobienPATC>
+    <Ngay_PATC>29 tháng 4 năm 2026</Ngay_PATC>
+    <GioPATC>09</GioPATC>
+    <ND_CViec> Thí nghiệm MBA TD41 TBA 220kV Phan Rí sau khi bổ sung dầu</ND_CViec>
+    <Diadiem>Ngăn MC 582 TBA 500kV Vĩnh Tân</Diadiem>
+    <CHTT>Trần Văn Hoàng</CHTT>
+    <DVCT>Nguyễn Hữu Kính
+Hoàng Trần Quản Trọng
+Trần Văn Hoàng
+Kim Văn Quỳnh
+Hồ Văn Huy
+Lê Hữu Anh
+Trần Phúc Linh
+Tạ Quốc Đạt
+Nguyễn Xuân Khánh
+Đoàn Hoàng Quang Định</DVCT>
+    <Thuky>Trần Phúc Linh</Thuky>
+    <Ngay_BBHT>03/4/2026</Ngay_BBHT>
+    <GioBBHT>06</GioBBHT>
+    <HangMuc>Hạng mục 9</HangMuc>
+    <HangMuc>Hạng mục 10</HangMuc>
+  </PhobienPATC>
+  <DanhMuc>
+    <TenDanhMuc>Danh mục 2</TenDanhMuc>
+    <HangMuc>Hạng mục 1</HangMuc>
+    <HangMuc>Hạng mục 2</HangMuc>
+    <HangMuc>Hạng mục 3</HangMuc>
+    <HangMuc>Hạng mục 4</HangMuc>
+    <HangMuc>Hạng mục 5</HangMuc>
+    <HangMuc>Hạng mục 6</HangMuc>
+    <HangMuc>Hạng mục 7</HangMuc>
+    <HangMuc>Hạng mục 8</HangMuc>
+    <HangMuc>Hạng mục 9</HangMuc>
+    <HangMuc>Hạng mục 10</HangMuc>
+  </DanhMuc>
+  <DanhMuc>
+    <TenDanhMuc>Danh mục 3</TenDanhMuc>
+    <HangMuc>Hạng mục 1</HangMuc>
+    <HangMuc>Hạng mục 2</HangMuc>
+    <HangMuc>Hạng mục 3</HangMuc>
+    <HangMuc>Hạng mục 4</HangMuc>
+    <HangMuc>Hạng mục 5</HangMuc>
+    <HangMuc>Hạng mục 6</HangMuc>
+    <HangMuc>Hạng mục 7</HangMuc>
+    <HangMuc>Hạng mục 8</HangMuc>
+    <HangMuc>Hạng mục 9</HangMuc>
+    <HangMuc>Hạng mục 10</HangMuc>
+  </DanhMuc>
+  <DanhMuc>
+    <TenDanhMuc>Danh mục 4</TenDanhMuc>
+    <HangMuc>Hạng mục 1</HangMuc>
+    <HangMuc>Hạng mục 2</HangMuc>
+    <HangMuc>Hạng mục 3</HangMuc>
+    <HangMuc>Hạng mục 4</HangMuc>
+    <HangMuc>Hạng mục 5</HangMuc>
+    <HangMuc>Hạng mục 6</HangMuc>
+    <HangMuc>Hạng mục 7</HangMuc>
+    <HangMuc>Hạng mục 8</HangMuc>
+    <HangMuc>Hạng mục 9</HangMuc>
+    <HangMuc>Hạng mục 10</HangMuc>
+  </DanhMuc>
+  <DanhMuc>
+    <TenDanhMuc>Danh mục 5</TenDanhMuc>
+    <HangMuc>Hạng mục 1</HangMuc>
+    <HangMuc>Hạng mục 2</HangMuc>
+    <HangMuc>Hạng mục 3</HangMuc>
+    <HangMuc>Hạng mục 4</HangMuc>
+    <HangMuc>Hạng mục 5</HangMuc>
+    <HangMuc>Hạng mục 6</HangMuc>
+    <HangMuc>Hạng mục 7</HangMuc>
+    <HangMuc>Hạng mục 8</HangMuc>
+    <HangMuc>Hạng mục 9</HangMuc>
+    <HangMuc>Hạng mục 10</HangMuc>
+  </DanhMuc>
+</MrLinh>
+</file>
+
 <file path=customXml/item5.xml><?xml version="1.0" encoding="utf-8"?>
-<?mso-contentType ?>
-<FormTemplates xmlns="http://schemas.microsoft.com/sharepoint/v3/contenttype/forms">
-  <Display>DocumentLibraryForm</Display>
-  <Edit>DocumentLibraryForm</Edit>
-  <New>DocumentLibraryForm</New>
-</FormTemplates>
+<b:Sources xmlns:b="http://schemas.openxmlformats.org/officeDocument/2006/bibliography" xmlns="http://schemas.openxmlformats.org/officeDocument/2006/bibliography" SelectedStyle="\APA.XSL" StyleName="APA"/>
 </file>
 
 <file path=customXml/item6.xml><?xml version="1.0" encoding="utf-8"?>
@@ -8749,22 +8701,14 @@
 </file>
 
 <file path=customXml/itemProps2.xml><?xml version="1.0" encoding="utf-8"?>
-<ds:datastoreItem xmlns:ds="http://schemas.openxmlformats.org/officeDocument/2006/customXml" ds:itemID="{2FBA5D8E-CB78-4A1C-BFBE-D410B0A0401B}">
+<ds:datastoreItem xmlns:ds="http://schemas.openxmlformats.org/officeDocument/2006/customXml" ds:itemID="{533C5E75-3032-4E84-BB28-0F21C8ACB6A2}">
   <ds:schemaRefs>
-    <ds:schemaRef ds:uri="http://schemas.openxmlformats.org/officeDocument/2006/bibliography"/>
+    <ds:schemaRef ds:uri="http://schemas.microsoft.com/sharepoint/v3/contenttype/forms"/>
   </ds:schemaRefs>
 </ds:datastoreItem>
 </file>
 
 <file path=customXml/itemProps3.xml><?xml version="1.0" encoding="utf-8"?>
-<ds:datastoreItem xmlns:ds="http://schemas.openxmlformats.org/officeDocument/2006/customXml" ds:itemID="{9D7C7E3C-431E-4096-A5D6-821764FB404C}">
-  <ds:schemaRefs>
-    <ds:schemaRef ds:uri="tranphuclinh"/>
-  </ds:schemaRefs>
-</ds:datastoreItem>
-</file>
-
-<file path=customXml/itemProps4.xml><?xml version="1.0" encoding="utf-8"?>
 <ds:datastoreItem xmlns:ds="http://schemas.openxmlformats.org/officeDocument/2006/customXml" ds:itemID="{2E5F3AD3-925F-45A8-802D-F3FA608239E5}">
   <ds:schemaRefs>
     <ds:schemaRef ds:uri="http://schemas.microsoft.com/office/2006/metadata/contentType"/>
@@ -8783,10 +8727,18 @@
 </ds:datastoreItem>
 </file>
 
+<file path=customXml/itemProps4.xml><?xml version="1.0" encoding="utf-8"?>
+<ds:datastoreItem xmlns:ds="http://schemas.openxmlformats.org/officeDocument/2006/customXml" ds:itemID="{9D7C7E3C-431E-4096-A5D6-821764FB404C}">
+  <ds:schemaRefs>
+    <ds:schemaRef ds:uri="tranphuclinh"/>
+  </ds:schemaRefs>
+</ds:datastoreItem>
+</file>
+
 <file path=customXml/itemProps5.xml><?xml version="1.0" encoding="utf-8"?>
-<ds:datastoreItem xmlns:ds="http://schemas.openxmlformats.org/officeDocument/2006/customXml" ds:itemID="{533C5E75-3032-4E84-BB28-0F21C8ACB6A2}">
+<ds:datastoreItem xmlns:ds="http://schemas.openxmlformats.org/officeDocument/2006/customXml" ds:itemID="{2FBA5D8E-CB78-4A1C-BFBE-D410B0A0401B}">
   <ds:schemaRefs>
-    <ds:schemaRef ds:uri="http://schemas.microsoft.com/sharepoint/v3/contenttype/forms"/>
+    <ds:schemaRef ds:uri="http://schemas.openxmlformats.org/officeDocument/2006/bibliography"/>
   </ds:schemaRefs>
 </ds:datastoreItem>
 </file>

--- a/template_bb2.docx
+++ b/template_bb2.docx
@@ -3,2057 +3,10 @@
 <w:document xmlns:wpc="http://schemas.microsoft.com/office/word/2010/wordprocessingCanvas" xmlns:cx="http://schemas.microsoft.com/office/drawing/2014/chartex" xmlns:cx1="http://schemas.microsoft.com/office/drawing/2015/9/8/chartex" xmlns:cx2="http://schemas.microsoft.com/office/drawing/2015/10/21/chartex" xmlns:cx3="http://schemas.microsoft.com/office/drawing/2016/5/9/chartex" xmlns:cx4="http://schemas.microsoft.com/office/drawing/2016/5/10/chartex" xmlns:cx5="http://schemas.microsoft.com/office/drawing/2016/5/11/chartex" xmlns:cx6="http://schemas.microsoft.com/office/drawing/2016/5/12/chartex" xmlns:cx7="http://schemas.microsoft.com/office/drawing/2016/5/13/chartex" xmlns:cx8="http://schemas.microsoft.com/office/drawing/2016/5/14/chartex" xmlns:mc="http://schemas.openxmlformats.org/markup-compatibility/2006" xmlns:aink="http://schemas.microsoft.com/office/drawing/2016/ink" xmlns:am3d="http://schemas.microsoft.com/office/drawing/2017/model3d" xmlns:o="urn:schemas-microsoft-com:office:office" xmlns:oel="http://schemas.microsoft.com/office/2019/extlst" xmlns:r="http://schemas.openxmlformats.org/officeDocument/2006/relationships" xmlns:m="http://schemas.openxmlformats.org/officeDocument/2006/math" xmlns:v="urn:schemas-microsoft-com:vml" xmlns:wp14="http://schemas.microsoft.com/office/word/2010/wordprocessingDrawing" xmlns:wp="http://schemas.openxmlformats.org/drawingml/2006/wordprocessingDrawing" xmlns:w10="urn:schemas-microsoft-com:office:word" xmlns:w="http://schemas.openxmlformats.org/wordprocessingml/2006/main" xmlns:w14="http://schemas.microsoft.com/office/word/2010/wordml" xmlns:w15="http://schemas.microsoft.com/office/word/2012/wordml" xmlns:w16cei="http://schemas.microsoft.com/office/word/2026/wordml/cei" xmlns:w16cex="http://schemas.microsoft.com/office/word/2018/wordml/cex" xmlns:w16cid="http://schemas.microsoft.com/office/word/2016/wordml/cid" xmlns:w16="http://schemas.microsoft.com/office/word/2018/wordml" xmlns:w16du="http://schemas.microsoft.com/office/word/2023/wordml/word16du" xmlns:w16sdtdh="http://schemas.microsoft.com/office/word/2020/wordml/sdtdatahash" xmlns:w16sdtfl="http://schemas.microsoft.com/office/word/2024/wordml/sdtformatlock" xmlns:w16se="http://schemas.microsoft.com/office/word/2015/wordml/symex" xmlns:wpg="http://schemas.microsoft.com/office/word/2010/wordprocessingGroup" xmlns:wpi="http://schemas.microsoft.com/office/word/2010/wordprocessingInk" xmlns:wne="http://schemas.microsoft.com/office/word/2006/wordml" xmlns:wps="http://schemas.microsoft.com/office/word/2010/wordprocessingShape" mc:Ignorable="w14 w15 w16se w16cid w16 w16cex w16sdtdh w16sdtfl w16du wp14">
   <w:background w:color="FFFFFF"/>
   <w:body>
-    <w:tbl>
-      <w:tblPr>
-        <w:tblpPr w:leftFromText="180" w:rightFromText="180" w:vertAnchor="page" w:horzAnchor="margin" w:tblpXSpec="center" w:tblpY="1292"/>
-        <w:tblW w:w="5000" w:type="pct"/>
-        <w:tblBorders>
-          <w:top w:val="single" w:sz="4" w:space="0" w:color="auto"/>
-          <w:left w:val="single" w:sz="4" w:space="0" w:color="auto"/>
-          <w:bottom w:val="single" w:sz="4" w:space="0" w:color="auto"/>
-          <w:right w:val="single" w:sz="4" w:space="0" w:color="auto"/>
-          <w:insideH w:val="single" w:sz="4" w:space="0" w:color="auto"/>
-          <w:insideV w:val="single" w:sz="4" w:space="0" w:color="auto"/>
-        </w:tblBorders>
-        <w:tblLook w:val="01E0" w:firstRow="1" w:lastRow="1" w:firstColumn="1" w:lastColumn="1" w:noHBand="0" w:noVBand="0"/>
-      </w:tblPr>
-      <w:tblGrid>
-        <w:gridCol w:w="2605"/>
-        <w:gridCol w:w="628"/>
-        <w:gridCol w:w="291"/>
-        <w:gridCol w:w="1160"/>
-        <w:gridCol w:w="841"/>
-        <w:gridCol w:w="9"/>
-        <w:gridCol w:w="820"/>
-        <w:gridCol w:w="1011"/>
-        <w:gridCol w:w="778"/>
-        <w:gridCol w:w="1180"/>
-      </w:tblGrid>
-      <w:tr>
-        <w:tc>
-          <w:tcPr>
-            <w:tcW w:w="5000" w:type="pct"/>
-            <w:gridSpan w:val="10"/>
-            <w:tcBorders>
-              <w:top w:val="double" w:sz="4" w:space="0" w:color="auto"/>
-              <w:left w:val="double" w:sz="4" w:space="0" w:color="auto"/>
-              <w:bottom w:val="dotted" w:sz="4" w:space="0" w:color="auto"/>
-              <w:right w:val="double" w:sz="4" w:space="0" w:color="auto"/>
-            </w:tcBorders>
-            <w:vAlign w:val="center"/>
-          </w:tcPr>
-          <w:p>
-            <w:pPr>
-              <w:tabs>
-                <w:tab w:val="center" w:pos="2062"/>
-                <w:tab w:val="center" w:pos="6597"/>
-              </w:tabs>
-              <w:spacing w:before="60" w:after="60"/>
-              <w:rPr>
-                <w:b/>
-                <w:color w:val="000000" w:themeColor="text1"/>
-              </w:rPr>
-            </w:pPr>
-            <w:r>
-              <w:rPr>
-                <w:b/>
-                <w:color w:val="000000" w:themeColor="text1"/>
-              </w:rPr>
-              <w:tab/>
-              <w:t>ĐỘI SỬA CHỮA,</w:t>
-            </w:r>
-            <w:r>
-              <w:rPr>
-                <w:b/>
-                <w:color w:val="000000" w:themeColor="text1"/>
-              </w:rPr>
-              <w:tab/>
-              <w:t xml:space="preserve">CỘNG HÒA XÃ HỘI CHỦ NGHĨA VIỆT NAM </w:t>
-            </w:r>
-          </w:p>
-          <w:p>
-            <w:pPr>
-              <w:tabs>
-                <w:tab w:val="center" w:pos="2062"/>
-                <w:tab w:val="center" w:pos="6597"/>
-              </w:tabs>
-              <w:spacing w:before="60" w:after="60"/>
-              <w:rPr>
-                <w:b/>
-                <w:color w:val="000000" w:themeColor="text1"/>
-              </w:rPr>
-            </w:pPr>
-            <w:r>
-              <w:rPr>
-                <w:b/>
-                <w:color w:val="000000" w:themeColor="text1"/>
-              </w:rPr>
-              <w:tab/>
-              <w:t>THÍ NGHIỆM ĐIỆN 3</w:t>
-            </w:r>
-            <w:r>
-              <w:rPr>
-                <w:b/>
-                <w:color w:val="000000" w:themeColor="text1"/>
-              </w:rPr>
-              <w:tab/>
-              <w:t>Độc lập - Tự do - Hạnh phúc</w:t>
-            </w:r>
-          </w:p>
-          <w:p>
-            <w:pPr>
-              <w:tabs>
-                <w:tab w:val="center" w:pos="2062"/>
-                <w:tab w:val="center" w:pos="6597"/>
-              </w:tabs>
-              <w:spacing w:before="60" w:after="60"/>
-              <w:rPr>
-                <w:bCs/>
-                <w:color w:val="000000" w:themeColor="text1"/>
-              </w:rPr>
-            </w:pPr>
-            <w:r>
-              <w:rPr>
-                <w:b/>
-                <w:color w:val="000000" w:themeColor="text1"/>
-              </w:rPr>
-              <w:tab/>
-              <w:t>TỔ THÍ NGHIỆM ĐIỆN LÂM ĐỒNG</w:t>
-            </w:r>
-          </w:p>
-          <w:p>
-            <w:pPr>
-              <w:spacing w:before="60" w:after="60"/>
-              <w:jc w:val="center"/>
-              <w:rPr>
-                <w:b/>
-                <w:color w:val="000000" w:themeColor="text1"/>
-              </w:rPr>
-            </w:pPr>
-            <w:r>
-              <w:rPr>
-                <w:b/>
-                <w:color w:val="000000" w:themeColor="text1"/>
-              </w:rPr>
-              <w:t>BIÊN BẢN PHỔ BIẾN AN TOÀN HIỆN TRƯỜNG TRƯỚC TRƯỚC KHI THỰC HIỆN THEO PCT, LCT</w:t>
-            </w:r>
-          </w:p>
-        </w:tc>
-      </w:tr>
-      <w:tr>
-        <w:tc>
-          <w:tcPr>
-            <w:tcW w:w="5000" w:type="pct"/>
-            <w:gridSpan w:val="10"/>
-            <w:tcBorders>
-              <w:top w:val="dotted" w:sz="4" w:space="0" w:color="auto"/>
-              <w:left w:val="double" w:sz="4" w:space="0" w:color="auto"/>
-              <w:bottom w:val="dotted" w:sz="4" w:space="0" w:color="auto"/>
-              <w:right w:val="double" w:sz="4" w:space="0" w:color="auto"/>
-            </w:tcBorders>
-            <w:vAlign w:val="center"/>
-          </w:tcPr>
-          <w:p>
-            <w:pPr>
-              <w:spacing w:before="40" w:after="40"/>
-              <w:jc w:val="both"/>
-              <w:rPr>
-                <w:i/>
-                <w:color w:val="000000" w:themeColor="text1"/>
-                <w:lang w:val="vi-VN"/>
-              </w:rPr>
-            </w:pPr>
-            <w:r>
-              <w:rPr>
-                <w:b/>
-                <w:color w:val="000000" w:themeColor="text1"/>
-              </w:rPr>
-              <w:t>I. Thời gian:</w:t>
-            </w:r>
-            <w:r>
-              <w:rPr>
-                <w:i/>
-                <w:color w:val="000000" w:themeColor="text1"/>
-              </w:rPr>
-              <w:t xml:space="preserve"> </w:t>
-            </w:r>
-            <w:r>
-              <w:rPr>
-                <w:color w:val="000000" w:themeColor="text1"/>
-              </w:rPr>
-              <w:t xml:space="preserve">Vào  lúc  </w:t>
-            </w:r>
-            <w:r>
-              <w:rPr>
-                <w:color w:val="000000" w:themeColor="text1"/>
-              </w:rPr>
-              <w:t>{thoi_gian_bat_dau}</w:t>
-            </w:r>
-          </w:p>
-        </w:tc>
-      </w:tr>
-      <w:tr>
-        <w:tc>
-          <w:tcPr>
-            <w:tcW w:w="2963" w:type="pct"/>
-            <w:gridSpan w:val="5"/>
-            <w:tcBorders>
-              <w:top w:val="dotted" w:sz="4" w:space="0" w:color="auto"/>
-              <w:left w:val="double" w:sz="4" w:space="0" w:color="auto"/>
-              <w:bottom w:val="dotted" w:sz="4" w:space="0" w:color="auto"/>
-              <w:right w:val="double" w:sz="4" w:space="0" w:color="auto"/>
-            </w:tcBorders>
-          </w:tcPr>
-          <w:p>
-            <w:pPr>
-              <w:spacing w:before="40" w:after="40"/>
-              <w:jc w:val="both"/>
-              <w:rPr>
-                <w:lang w:val="vi-VN"/>
-              </w:rPr>
-            </w:pPr>
-            <w:r>
-              <w:rPr>
-                <w:b/>
-              </w:rPr>
-              <w:t>II. Họ và tên người chủ trì sinh hoạt:</w:t>
-            </w:r>
-            <w:r>
-              <w:rPr>
-                <w:b/>
-              </w:rPr>
-              <w:t xml:space="preserve"> </w:t>
-            </w:r>
-            <w:r>
-              <w:t>{nguoi_chu_tri}</w:t>
-            </w:r>
-          </w:p>
-        </w:tc>
-        <w:tc>
-          <w:tcPr>
-            <w:tcW w:w="2037" w:type="pct"/>
-            <w:gridSpan w:val="5"/>
-            <w:tcBorders>
-              <w:top w:val="dotted" w:sz="4" w:space="0" w:color="auto"/>
-              <w:left w:val="double" w:sz="4" w:space="0" w:color="auto"/>
-              <w:bottom w:val="dotted" w:sz="4" w:space="0" w:color="auto"/>
-              <w:right w:val="double" w:sz="4" w:space="0" w:color="auto"/>
-            </w:tcBorders>
-          </w:tcPr>
-          <w:p>
-            <w:pPr>
-              <w:spacing w:before="40" w:after="40"/>
-              <w:jc w:val="both"/>
-            </w:pPr>
-            <w:r>
-              <w:rPr>
-                <w:b/>
-              </w:rPr>
-              <w:t>Chức vụ:</w:t>
-            </w:r>
-            <w:r>
-              <w:t xml:space="preserve"> </w:t>
-            </w:r>
-            <w:r>
-              <w:rPr>
-                <w:i/>
-              </w:rPr>
-              <w:t>Người CHTT nhóm công tác số 01</w:t>
-            </w:r>
-          </w:p>
-        </w:tc>
-      </w:tr>
-      <w:tr>
-        <w:trPr>
-          <w:cantSplit/>
-          <w:trHeight w:val="202"/>
-        </w:trPr>
-        <w:tc>
-          <w:tcPr>
-            <w:tcW w:w="2512" w:type="pct"/>
-            <w:gridSpan w:val="4"/>
-            <w:tcBorders>
-              <w:top w:val="dotted" w:sz="4" w:space="0" w:color="auto"/>
-              <w:left w:val="double" w:sz="4" w:space="0" w:color="auto"/>
-              <w:bottom w:val="dotted" w:sz="4" w:space="0" w:color="auto"/>
-              <w:right w:val="dotted" w:sz="4" w:space="0" w:color="auto"/>
-            </w:tcBorders>
-          </w:tcPr>
-          <w:p>
-            <w:pPr>
-              <w:rPr>
-                <w:color w:val="000000" w:themeColor="text1"/>
-              </w:rPr>
-            </w:pPr>
-            <w:r>
-              <w:rPr>
-                <w:b/>
-                <w:color w:val="000000" w:themeColor="text1"/>
-              </w:rPr>
-              <w:t>III. Số lượng người tham dự:</w:t>
-            </w:r>
-            <w:r>
-              <w:rPr>
-                <w:i/>
-                <w:color w:val="000000" w:themeColor="text1"/>
-              </w:rPr>
-              <w:t xml:space="preserve"> </w:t>
-            </w:r>
-            <w:r>
-              <w:rPr>
-                <w:i/>
-                <w:color w:val="000000" w:themeColor="text1"/>
-              </w:rPr>
-              <w:t>{tong_so_tham_gia}</w:t>
-            </w:r>
-            <w:r>
-              <w:rPr>
-                <w:i/>
-                <w:color w:val="000000" w:themeColor="text1"/>
-              </w:rPr>
-              <w:t>/</w:t>
-            </w:r>
-            <w:r>
-              <w:rPr>
-                <w:i/>
-                <w:color w:val="000000" w:themeColor="text1"/>
-              </w:rPr>
-              <w:t>{tong_so_tham_gia}</w:t>
-            </w:r>
-          </w:p>
-        </w:tc>
-        <w:tc>
-          <w:tcPr>
-            <w:tcW w:w="2488" w:type="pct"/>
-            <w:gridSpan w:val="6"/>
-            <w:tcBorders>
-              <w:top w:val="dotted" w:sz="4" w:space="0" w:color="auto"/>
-              <w:left w:val="dotted" w:sz="4" w:space="0" w:color="auto"/>
-              <w:bottom w:val="dotted" w:sz="4" w:space="0" w:color="auto"/>
-              <w:right w:val="double" w:sz="4" w:space="0" w:color="auto"/>
-            </w:tcBorders>
-          </w:tcPr>
-          <w:p>
-            <w:pPr>
-              <w:rPr>
-                <w:b/>
-                <w:color w:val="000000" w:themeColor="text1"/>
-              </w:rPr>
-            </w:pPr>
-            <w:r>
-              <w:rPr>
-                <w:b/>
-                <w:color w:val="000000" w:themeColor="text1"/>
-              </w:rPr>
-              <w:t xml:space="preserve">Số lượng, tên người vắng mặt: </w:t>
-            </w:r>
-            <w:r>
-              <w:rPr>
-                <w:i/>
-                <w:color w:val="000000" w:themeColor="text1"/>
-              </w:rPr>
-              <w:t>Vắng 00 người:</w:t>
-            </w:r>
-          </w:p>
-        </w:tc>
-      </w:tr>
-      <w:tr>
-        <w:tc>
-          <w:tcPr>
-            <w:tcW w:w="5000" w:type="pct"/>
-            <w:gridSpan w:val="10"/>
-            <w:tcBorders>
-              <w:top w:val="dotted" w:sz="4" w:space="0" w:color="auto"/>
-              <w:left w:val="double" w:sz="4" w:space="0" w:color="auto"/>
-              <w:bottom w:val="dotted" w:sz="4" w:space="0" w:color="auto"/>
-              <w:right w:val="double" w:sz="4" w:space="0" w:color="auto"/>
-            </w:tcBorders>
-            <w:vAlign w:val="center"/>
-          </w:tcPr>
-          <w:p>
-            <w:pPr>
-              <w:spacing w:before="40" w:after="40"/>
-              <w:jc w:val="both"/>
-              <w:rPr>
-                <w:b/>
-                <w:color w:val="000000" w:themeColor="text1"/>
-                <w:lang w:val="de-DE"/>
-              </w:rPr>
-            </w:pPr>
-            <w:r>
-              <w:rPr>
-                <w:b/>
-                <w:color w:val="000000" w:themeColor="text1"/>
-                <w:lang w:val="de-DE"/>
-              </w:rPr>
-              <w:t>IV. Nội dung sinh hoạt:</w:t>
-            </w:r>
-          </w:p>
-        </w:tc>
-      </w:tr>
-      <w:tr>
-        <w:tc>
-          <w:tcPr>
-            <w:tcW w:w="4367" w:type="pct"/>
-            <w:gridSpan w:val="9"/>
-            <w:tcBorders>
-              <w:top w:val="dotted" w:sz="4" w:space="0" w:color="auto"/>
-              <w:left w:val="double" w:sz="4" w:space="0" w:color="auto"/>
-              <w:bottom w:val="dotted" w:sz="4" w:space="0" w:color="auto"/>
-              <w:right w:val="double" w:sz="4" w:space="0" w:color="auto"/>
-            </w:tcBorders>
-            <w:vAlign w:val="center"/>
-          </w:tcPr>
-          <w:p>
-            <w:pPr>
-              <w:numPr>
-                <w:ilvl w:val="0"/>
-                <w:numId w:val="36"/>
-              </w:numPr>
-              <w:suppressAutoHyphens w:val="0"/>
-              <w:spacing w:before="20" w:after="20"/>
-              <w:ind w:left="426" w:hanging="284"/>
-              <w:jc w:val="both"/>
-              <w:rPr>
-                <w:i/>
-                <w:color w:val="EE0000"/>
-              </w:rPr>
-            </w:pPr>
-            <w:r>
-              <w:rPr>
-                <w:b/>
-                <w:i/>
-                <w:color w:val="EE0000"/>
-              </w:rPr>
-              <w:t>Tất cả nhân viên nhóm công tác đảm bảo sức khỏe, tâm lý để tham gia công tác</w:t>
-            </w:r>
-          </w:p>
-        </w:tc>
-        <w:tc>
-          <w:tcPr>
-            <w:tcW w:w="633" w:type="pct"/>
-            <w:tcBorders>
-              <w:top w:val="dotted" w:sz="4" w:space="0" w:color="auto"/>
-              <w:left w:val="double" w:sz="4" w:space="0" w:color="auto"/>
-              <w:bottom w:val="dotted" w:sz="4" w:space="0" w:color="auto"/>
-              <w:right w:val="double" w:sz="4" w:space="0" w:color="auto"/>
-            </w:tcBorders>
-            <w:vAlign w:val="center"/>
-          </w:tcPr>
-          <w:p>
-            <w:pPr>
-              <w:tabs>
-                <w:tab w:val="left" w:pos="426"/>
-              </w:tabs>
-              <w:spacing w:before="20" w:after="20"/>
-              <w:ind w:left="284"/>
-              <w:jc w:val="both"/>
-              <w:rPr>
-                <w:i/>
-                <w:color w:val="EE0000"/>
-              </w:rPr>
-            </w:pPr>
-            <w:r>
-              <w:rPr>
-                <w:b/>
-                <w:i/>
-                <w:color w:val="EE0000"/>
-              </w:rPr>
-              <mc:AlternateContent>
-                <mc:Choice Requires="wps">
-                  <w:drawing>
-                    <wp:anchor distT="0" distB="0" distL="114300" distR="114300" simplePos="0" relativeHeight="251682825" behindDoc="0" locked="0" layoutInCell="1" allowOverlap="1" wp14:anchorId="4131FCEC" wp14:editId="35C0CEF7">
-                      <wp:simplePos x="0" y="0"/>
-                      <wp:positionH relativeFrom="column">
-                        <wp:posOffset>257175</wp:posOffset>
-                      </wp:positionH>
-                      <wp:positionV relativeFrom="paragraph">
-                        <wp:posOffset>18415</wp:posOffset>
-                      </wp:positionV>
-                      <wp:extent cx="152400" cy="152400"/>
-                      <wp:effectExtent l="0" t="0" r="0" b="0"/>
-                      <wp:wrapNone/>
-                      <wp:docPr id="1031174715" name="Rectangle 399"/>
-                      <wp:cNvGraphicFramePr>
-                        <a:graphicFrameLocks xmlns:a="http://schemas.openxmlformats.org/drawingml/2006/main"/>
-                      </wp:cNvGraphicFramePr>
-                      <a:graphic xmlns:a="http://schemas.openxmlformats.org/drawingml/2006/main">
-                        <a:graphicData uri="http://schemas.microsoft.com/office/word/2010/wordprocessingShape">
-                          <wps:wsp>
-                            <wps:cNvSpPr>
-                              <a:spLocks noChangeArrowheads="1"/>
-                            </wps:cNvSpPr>
-                            <wps:spPr bwMode="auto">
-                              <a:xfrm>
-                                <a:off x="0" y="0"/>
-                                <a:ext cx="152400" cy="152400"/>
-                              </a:xfrm>
-                              <a:prstGeom prst="rect">
-                                <a:avLst/>
-                              </a:prstGeom>
-                              <a:solidFill>
-                                <a:srgbClr val="FFFFFF"/>
-                              </a:solidFill>
-                              <a:ln w="9525">
-                                <a:solidFill>
-                                  <a:srgbClr val="000000"/>
-                                </a:solidFill>
-                                <a:miter lim="800000"/>
-                                <a:headEnd/>
-                                <a:tailEnd/>
-                              </a:ln>
-                            </wps:spPr>
-                            <wps:bodyPr rot="0" vert="horz" wrap="square" lIns="91440" tIns="45720" rIns="91440" bIns="45720" anchor="t" anchorCtr="0" upright="1">
-                              <a:noAutofit/>
-                            </wps:bodyPr>
-                          </wps:wsp>
-                        </a:graphicData>
-                      </a:graphic>
-                      <wp14:sizeRelH relativeFrom="page">
-                        <wp14:pctWidth>0</wp14:pctWidth>
-                      </wp14:sizeRelH>
-                      <wp14:sizeRelV relativeFrom="page">
-                        <wp14:pctHeight>0</wp14:pctHeight>
-                      </wp14:sizeRelV>
-                    </wp:anchor>
-                  </w:drawing>
-                </mc:Choice>
-                <mc:Fallback>
-                  <w:pict>
-                    <v:rect w14:anchorId="7A278C57" id="Rectangle 399" o:spid="_x0000_s1026" style="position:absolute;margin-left:20.25pt;margin-top:1.45pt;width:12pt;height:12pt;z-index:251682825;visibility:visible;mso-wrap-style:square;mso-width-percent:0;mso-height-percent:0;mso-wrap-distance-left:9pt;mso-wrap-distance-top:0;mso-wrap-distance-right:9pt;mso-wrap-distance-bottom:0;mso-position-horizontal:absolute;mso-position-horizontal-relative:text;mso-position-vertical:absolute;mso-position-vertical-relative:text;mso-width-percent:0;mso-height-percent:0;mso-width-relative:page;mso-height-relative:page;v-text-anchor:top" o:gfxdata="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"/>
-                  </w:pict>
-                </mc:Fallback>
-              </mc:AlternateContent>
-            </w:r>
-          </w:p>
-        </w:tc>
-      </w:tr>
-      <w:tr>
-        <w:tc>
-          <w:tcPr>
-            <w:tcW w:w="5000" w:type="pct"/>
-            <w:gridSpan w:val="10"/>
-            <w:tcBorders>
-              <w:top w:val="dotted" w:sz="4" w:space="0" w:color="auto"/>
-              <w:left w:val="double" w:sz="4" w:space="0" w:color="auto"/>
-              <w:bottom w:val="dotted" w:sz="4" w:space="0" w:color="auto"/>
-              <w:right w:val="double" w:sz="4" w:space="0" w:color="auto"/>
-            </w:tcBorders>
-            <w:vAlign w:val="center"/>
-          </w:tcPr>
-          <w:p>
-            <w:pPr>
-              <w:pStyle w:val="ListParagraph"/>
-              <w:numPr>
-                <w:ilvl w:val="0"/>
-                <w:numId w:val="33"/>
-              </w:numPr>
-              <w:suppressAutoHyphens w:val="0"/>
-              <w:spacing w:before="20" w:after="20"/>
-              <w:jc w:val="both"/>
-              <w:rPr>
-                <w:b/>
-                <w:i/>
-                <w:color w:val="000000" w:themeColor="text1"/>
-              </w:rPr>
-            </w:pPr>
-            <w:r>
-              <w:rPr>
-                <w:b/>
-                <w:i/>
-                <w:color w:val="000000" w:themeColor="text1"/>
-              </w:rPr>
-              <w:t xml:space="preserve">Ghi chú: </w:t>
-            </w:r>
-          </w:p>
-        </w:tc>
-      </w:tr>
-      <w:tr>
-        <w:tc>
-          <w:tcPr>
-            <w:tcW w:w="4367" w:type="pct"/>
-            <w:gridSpan w:val="9"/>
-            <w:tcBorders>
-              <w:top w:val="dotted" w:sz="4" w:space="0" w:color="auto"/>
-              <w:left w:val="double" w:sz="4" w:space="0" w:color="auto"/>
-              <w:bottom w:val="dotted" w:sz="4" w:space="0" w:color="auto"/>
-              <w:right w:val="double" w:sz="4" w:space="0" w:color="auto"/>
-            </w:tcBorders>
-            <w:vAlign w:val="center"/>
-          </w:tcPr>
-          <w:p>
-            <w:pPr>
-              <w:numPr>
-                <w:ilvl w:val="0"/>
-                <w:numId w:val="36"/>
-              </w:numPr>
-              <w:suppressAutoHyphens w:val="0"/>
-              <w:spacing w:before="20" w:after="20"/>
-              <w:ind w:left="426" w:hanging="284"/>
-              <w:jc w:val="both"/>
-              <w:rPr>
-                <w:i/>
-                <w:color w:val="EE0000"/>
-              </w:rPr>
-            </w:pPr>
-            <w:r>
-              <w:rPr>
-                <w:b/>
-                <w:i/>
-                <w:color w:val="EE0000"/>
-              </w:rPr>
-              <w:t>Đã kiểm tra dụng cụ đồ nghề, phương tiện bảo vệ cá nhân, dụng cụ an toàn đủ, đúng để thực hiện công việc theo PCT/LCT</w:t>
-            </w:r>
-          </w:p>
-        </w:tc>
-        <w:tc>
-          <w:tcPr>
-            <w:tcW w:w="633" w:type="pct"/>
-            <w:tcBorders>
-              <w:top w:val="dotted" w:sz="4" w:space="0" w:color="auto"/>
-              <w:left w:val="double" w:sz="4" w:space="0" w:color="auto"/>
-              <w:bottom w:val="dotted" w:sz="4" w:space="0" w:color="auto"/>
-              <w:right w:val="double" w:sz="4" w:space="0" w:color="auto"/>
-            </w:tcBorders>
-            <w:vAlign w:val="center"/>
-          </w:tcPr>
-          <w:p>
-            <w:pPr>
-              <w:tabs>
-                <w:tab w:val="left" w:pos="426"/>
-              </w:tabs>
-              <w:spacing w:before="20" w:after="20"/>
-              <w:ind w:left="284"/>
-              <w:jc w:val="both"/>
-              <w:rPr>
-                <w:i/>
-                <w:color w:val="EE0000"/>
-              </w:rPr>
-            </w:pPr>
-            <w:r>
-              <w:rPr>
-                <w:i/>
-                <w:color w:val="EE0000"/>
-              </w:rPr>
-              <mc:AlternateContent>
-                <mc:Choice Requires="wps">
-                  <w:drawing>
-                    <wp:anchor distT="0" distB="0" distL="114300" distR="114300" simplePos="0" relativeHeight="251703305" behindDoc="0" locked="0" layoutInCell="1" allowOverlap="1" wp14:anchorId="3EAC1D00" wp14:editId="6BE166CF">
-                      <wp:simplePos x="0" y="0"/>
-                      <wp:positionH relativeFrom="column">
-                        <wp:posOffset>240030</wp:posOffset>
-                      </wp:positionH>
-                      <wp:positionV relativeFrom="paragraph">
-                        <wp:posOffset>80010</wp:posOffset>
-                      </wp:positionV>
-                      <wp:extent cx="169545" cy="169545"/>
-                      <wp:effectExtent l="0" t="0" r="20955" b="20955"/>
-                      <wp:wrapNone/>
-                      <wp:docPr id="1925213744" name="Rectangle 397"/>
-                      <wp:cNvGraphicFramePr>
-                        <a:graphicFrameLocks xmlns:a="http://schemas.openxmlformats.org/drawingml/2006/main"/>
-                      </wp:cNvGraphicFramePr>
-                      <a:graphic xmlns:a="http://schemas.openxmlformats.org/drawingml/2006/main">
-                        <a:graphicData uri="http://schemas.microsoft.com/office/word/2010/wordprocessingShape">
-                          <wps:wsp>
-                            <wps:cNvSpPr>
-                              <a:spLocks noChangeArrowheads="1"/>
-                            </wps:cNvSpPr>
-                            <wps:spPr bwMode="auto">
-                              <a:xfrm>
-                                <a:off x="0" y="0"/>
-                                <a:ext cx="169545" cy="169545"/>
-                              </a:xfrm>
-                              <a:prstGeom prst="rect">
-                                <a:avLst/>
-                              </a:prstGeom>
-                              <a:solidFill>
-                                <a:srgbClr val="FFFFFF"/>
-                              </a:solidFill>
-                              <a:ln w="9525">
-                                <a:solidFill>
-                                  <a:srgbClr val="000000"/>
-                                </a:solidFill>
-                                <a:miter lim="800000"/>
-                                <a:headEnd/>
-                                <a:tailEnd/>
-                              </a:ln>
-                            </wps:spPr>
-                            <wps:bodyPr rot="0" vert="horz" wrap="square" lIns="91440" tIns="45720" rIns="91440" bIns="45720" anchor="t" anchorCtr="0" upright="1">
-                              <a:noAutofit/>
-                            </wps:bodyPr>
-                          </wps:wsp>
-                        </a:graphicData>
-                      </a:graphic>
-                      <wp14:sizeRelH relativeFrom="page">
-                        <wp14:pctWidth>0</wp14:pctWidth>
-                      </wp14:sizeRelH>
-                      <wp14:sizeRelV relativeFrom="page">
-                        <wp14:pctHeight>0</wp14:pctHeight>
-                      </wp14:sizeRelV>
-                    </wp:anchor>
-                  </w:drawing>
-                </mc:Choice>
-                <mc:Fallback>
-                  <w:pict>
-                    <v:rect w14:anchorId="629491B1" id="Rectangle 397" o:spid="_x0000_s1026" style="position:absolute;margin-left:18.9pt;margin-top:6.3pt;width:13.35pt;height:13.35pt;z-index:251703305;visibility:visible;mso-wrap-style:square;mso-width-percent:0;mso-height-percent:0;mso-wrap-distance-left:9pt;mso-wrap-distance-top:0;mso-wrap-distance-right:9pt;mso-wrap-distance-bottom:0;mso-position-horizontal:absolute;mso-position-horizontal-relative:text;mso-position-vertical:absolute;mso-position-vertical-relative:text;mso-width-percent:0;mso-height-percent:0;mso-width-relative:page;mso-height-relative:page;v-text-anchor:top" o:gfxdata="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"/>
-                  </w:pict>
-                </mc:Fallback>
-              </mc:AlternateContent>
-            </w:r>
-          </w:p>
-        </w:tc>
-      </w:tr>
-      <w:tr>
-        <w:tc>
-          <w:tcPr>
-            <w:tcW w:w="5000" w:type="pct"/>
-            <w:gridSpan w:val="10"/>
-            <w:tcBorders>
-              <w:top w:val="dotted" w:sz="4" w:space="0" w:color="auto"/>
-              <w:left w:val="double" w:sz="4" w:space="0" w:color="auto"/>
-              <w:bottom w:val="dotted" w:sz="4" w:space="0" w:color="auto"/>
-              <w:right w:val="double" w:sz="4" w:space="0" w:color="auto"/>
-            </w:tcBorders>
-            <w:vAlign w:val="center"/>
-          </w:tcPr>
-          <w:p>
-            <w:pPr>
-              <w:pStyle w:val="ListParagraph"/>
-              <w:numPr>
-                <w:ilvl w:val="0"/>
-                <w:numId w:val="33"/>
-              </w:numPr>
-              <w:suppressAutoHyphens w:val="0"/>
-              <w:spacing w:before="20" w:after="20"/>
-              <w:jc w:val="both"/>
-              <w:rPr>
-                <w:i/>
-                <w:color w:val="000000" w:themeColor="text1"/>
-              </w:rPr>
-            </w:pPr>
-            <w:r>
-              <w:rPr>
-                <w:b/>
-                <w:i/>
-                <w:color w:val="000000" w:themeColor="text1"/>
-              </w:rPr>
-              <w:t>Ghi chú:</w:t>
-            </w:r>
-          </w:p>
-        </w:tc>
-      </w:tr>
-      <w:tr>
-        <w:tc>
-          <w:tcPr>
-            <w:tcW w:w="5000" w:type="pct"/>
-            <w:gridSpan w:val="10"/>
-            <w:tcBorders>
-              <w:top w:val="dotted" w:sz="4" w:space="0" w:color="auto"/>
-              <w:left w:val="double" w:sz="4" w:space="0" w:color="auto"/>
-              <w:bottom w:val="dotted" w:sz="4" w:space="0" w:color="auto"/>
-              <w:right w:val="double" w:sz="4" w:space="0" w:color="auto"/>
-            </w:tcBorders>
-            <w:vAlign w:val="center"/>
-          </w:tcPr>
-          <w:p>
-            <w:pPr>
-              <w:numPr>
-                <w:ilvl w:val="0"/>
-                <w:numId w:val="36"/>
-              </w:numPr>
-              <w:suppressAutoHyphens w:val="0"/>
-              <w:spacing w:before="20" w:after="120"/>
-              <w:ind w:left="426" w:hanging="284"/>
-              <w:jc w:val="both"/>
-              <w:rPr>
-                <w:b/>
-                <w:i/>
-                <w:color w:val="EE0000"/>
-              </w:rPr>
-            </w:pPr>
-            <w:r>
-              <w:rPr>
-                <w:b/>
-                <w:i/>
-                <w:color w:val="EE0000"/>
-              </w:rPr>
-              <w:t xml:space="preserve">Phổ biến nội dung, phạm vi làm việc, các yếu tố nguy hiểm và biện pháp phòng ngừa theo PCT/LCT </w:t>
-            </w:r>
-          </w:p>
-        </w:tc>
-      </w:tr>
-      <w:tr>
-        <w:tc>
-          <w:tcPr>
-            <w:tcW w:w="1734" w:type="pct"/>
-            <w:gridSpan w:val="2"/>
-            <w:tcBorders>
-              <w:top w:val="dotted" w:sz="4" w:space="0" w:color="auto"/>
-              <w:left w:val="double" w:sz="4" w:space="0" w:color="auto"/>
-              <w:bottom w:val="dotted" w:sz="4" w:space="0" w:color="auto"/>
-              <w:right w:val="double" w:sz="4" w:space="0" w:color="auto"/>
-            </w:tcBorders>
-            <w:vAlign w:val="center"/>
-          </w:tcPr>
-          <w:p>
-            <w:pPr>
-              <w:spacing w:before="20" w:after="20"/>
-              <w:ind w:left="284"/>
-              <w:jc w:val="center"/>
-              <w:rPr>
-                <w:i/>
-                <w:color w:val="000000" w:themeColor="text1"/>
-              </w:rPr>
-            </w:pPr>
-            <w:r>
-              <w:rPr>
-                <w:bCs/>
-                <w:i/>
-                <w:color w:val="000000" w:themeColor="text1"/>
-              </w:rPr>
-              <w:t>Nội dung công việc</w:t>
-            </w:r>
-          </w:p>
-        </w:tc>
-        <w:tc>
-          <w:tcPr>
-            <w:tcW w:w="1234" w:type="pct"/>
-            <w:gridSpan w:val="4"/>
-            <w:tcBorders>
-              <w:top w:val="dotted" w:sz="4" w:space="0" w:color="auto"/>
-              <w:left w:val="double" w:sz="4" w:space="0" w:color="auto"/>
-              <w:bottom w:val="dotted" w:sz="4" w:space="0" w:color="auto"/>
-              <w:right w:val="double" w:sz="4" w:space="0" w:color="auto"/>
-            </w:tcBorders>
-            <w:vAlign w:val="center"/>
-          </w:tcPr>
-          <w:p>
-            <w:pPr>
-              <w:spacing w:before="20" w:after="20"/>
-              <w:jc w:val="center"/>
-              <w:rPr>
-                <w:i/>
-                <w:color w:val="000000" w:themeColor="text1"/>
-              </w:rPr>
-            </w:pPr>
-            <w:r>
-              <w:rPr>
-                <w:i/>
-                <w:color w:val="000000" w:themeColor="text1"/>
-              </w:rPr>
-              <w:t>Phạm vi làm việc</w:t>
-            </w:r>
-          </w:p>
-        </w:tc>
-        <w:tc>
-          <w:tcPr>
-            <w:tcW w:w="982" w:type="pct"/>
-            <w:gridSpan w:val="2"/>
-            <w:tcBorders>
-              <w:top w:val="dotted" w:sz="4" w:space="0" w:color="auto"/>
-              <w:left w:val="double" w:sz="4" w:space="0" w:color="auto"/>
-              <w:bottom w:val="dotted" w:sz="4" w:space="0" w:color="auto"/>
-              <w:right w:val="double" w:sz="4" w:space="0" w:color="auto"/>
-            </w:tcBorders>
-            <w:vAlign w:val="center"/>
-          </w:tcPr>
-          <w:p>
-            <w:pPr>
-              <w:tabs>
-                <w:tab w:val="center" w:pos="179"/>
-              </w:tabs>
-              <w:spacing w:before="20" w:after="20"/>
-              <w:ind w:left="37"/>
-              <w:jc w:val="center"/>
-              <w:rPr>
-                <w:i/>
-                <w:color w:val="000000" w:themeColor="text1"/>
-              </w:rPr>
-            </w:pPr>
-            <w:r>
-              <w:rPr>
-                <w:i/>
-                <w:color w:val="000000" w:themeColor="text1"/>
-              </w:rPr>
-              <w:t>Các yếu tố nguy hiểm</w:t>
-            </w:r>
-          </w:p>
-        </w:tc>
-        <w:tc>
-          <w:tcPr>
-            <w:tcW w:w="1050" w:type="pct"/>
-            <w:gridSpan w:val="2"/>
-            <w:tcBorders>
-              <w:top w:val="dotted" w:sz="4" w:space="0" w:color="auto"/>
-              <w:left w:val="double" w:sz="4" w:space="0" w:color="auto"/>
-              <w:bottom w:val="dotted" w:sz="4" w:space="0" w:color="auto"/>
-              <w:right w:val="double" w:sz="4" w:space="0" w:color="auto"/>
-            </w:tcBorders>
-            <w:vAlign w:val="center"/>
-          </w:tcPr>
-          <w:p>
-            <w:pPr>
-              <w:tabs>
-                <w:tab w:val="center" w:pos="179"/>
-              </w:tabs>
-              <w:spacing w:before="20" w:after="20"/>
-              <w:ind w:left="37"/>
-              <w:jc w:val="center"/>
-              <w:rPr>
-                <w:i/>
-                <w:color w:val="000000" w:themeColor="text1"/>
-              </w:rPr>
-            </w:pPr>
-            <w:r>
-              <w:rPr>
-                <w:i/>
-                <w:color w:val="000000" w:themeColor="text1"/>
-              </w:rPr>
-              <w:t>Biện pháp phòng ngừa</w:t>
-            </w:r>
-          </w:p>
-        </w:tc>
-      </w:tr>
-      <w:tr>
-        <w:tc>
-          <w:tcPr>
-            <w:tcW w:w="1734" w:type="pct"/>
-            <w:gridSpan w:val="2"/>
-            <w:tcBorders>
-              <w:top w:val="dotted" w:sz="4" w:space="0" w:color="auto"/>
-              <w:left w:val="double" w:sz="4" w:space="0" w:color="auto"/>
-              <w:bottom w:val="dotted" w:sz="4" w:space="0" w:color="auto"/>
-              <w:right w:val="double" w:sz="4" w:space="0" w:color="auto"/>
-            </w:tcBorders>
-            <w:vAlign w:val="center"/>
-          </w:tcPr>
-          <w:p>
-            <w:pPr>
-              <w:spacing w:before="20" w:after="20"/>
-              <w:rPr>
-                <w:bCs/>
-                <w:i/>
-                <w:color w:val="0000FF"/>
-                <w:lang w:val="vi-VN"/>
-              </w:rPr>
-            </w:pPr>
-            <w:r>
-              <w:rPr>
-                <w:bCs/>
-                <w:i/>
-                <w:color w:val="0000FF"/>
-              </w:rPr>
-              <w:t>{noi_dung_cong_tac}</w:t>
-            </w:r>
-          </w:p>
-        </w:tc>
-        <w:tc>
-          <w:tcPr>
-            <w:tcW w:w="1234" w:type="pct"/>
-            <w:gridSpan w:val="4"/>
-            <w:tcBorders>
-              <w:top w:val="dotted" w:sz="4" w:space="0" w:color="auto"/>
-              <w:left w:val="double" w:sz="4" w:space="0" w:color="auto"/>
-              <w:bottom w:val="dotted" w:sz="4" w:space="0" w:color="auto"/>
-              <w:right w:val="double" w:sz="4" w:space="0" w:color="auto"/>
-            </w:tcBorders>
-            <w:vAlign w:val="center"/>
-          </w:tcPr>
-          <w:p>
-            <w:pPr>
-              <w:spacing w:before="20" w:after="20"/>
-              <w:rPr>
-                <w:i/>
-                <w:color w:val="0000FF"/>
-                <w:lang w:val="vi-VN"/>
-              </w:rPr>
-            </w:pPr>
-            <w:r>
-              <w:rPr>
-                <w:i/>
-                <w:color w:val="0000FF"/>
-              </w:rPr>
-              <w:t>{dia_diem_cong_tac}</w:t>
-            </w:r>
-          </w:p>
-        </w:tc>
-        <w:tc>
-          <w:tcPr>
-            <w:tcW w:w="982" w:type="pct"/>
-            <w:gridSpan w:val="2"/>
-            <w:tcBorders>
-              <w:top w:val="dotted" w:sz="4" w:space="0" w:color="auto"/>
-              <w:left w:val="double" w:sz="4" w:space="0" w:color="auto"/>
-              <w:bottom w:val="dotted" w:sz="4" w:space="0" w:color="auto"/>
-              <w:right w:val="double" w:sz="4" w:space="0" w:color="auto"/>
-            </w:tcBorders>
-            <w:vAlign w:val="center"/>
-          </w:tcPr>
-          <w:p>
-            <w:pPr>
-              <w:numPr>
-                <w:ilvl w:val="0"/>
-                <w:numId w:val="34"/>
-              </w:numPr>
-              <w:suppressAutoHyphens w:val="0"/>
-              <w:spacing w:before="20" w:after="20"/>
-              <w:ind w:left="173" w:hanging="142"/>
-              <w:rPr>
-                <w:i/>
-                <w:color w:val="000000" w:themeColor="text1"/>
-              </w:rPr>
-            </w:pPr>
-            <w:r>
-              <w:rPr>
-                <w:i/>
-                <w:color w:val="000000" w:themeColor="text1"/>
-              </w:rPr>
-              <w:t>Ngã cao;</w:t>
-            </w:r>
-          </w:p>
-          <w:p>
-            <w:pPr>
-              <w:numPr>
-                <w:ilvl w:val="0"/>
-                <w:numId w:val="34"/>
-              </w:numPr>
-              <w:suppressAutoHyphens w:val="0"/>
-              <w:spacing w:before="20" w:after="20"/>
-              <w:ind w:left="173" w:hanging="142"/>
-              <w:rPr>
-                <w:i/>
-                <w:color w:val="000000" w:themeColor="text1"/>
-              </w:rPr>
-            </w:pPr>
-            <w:r>
-              <w:rPr>
-                <w:i/>
-                <w:color w:val="000000" w:themeColor="text1"/>
-              </w:rPr>
-              <w:t>Điện cảm ứng</w:t>
-            </w:r>
-          </w:p>
-          <w:p>
-            <w:pPr>
-              <w:numPr>
-                <w:ilvl w:val="0"/>
-                <w:numId w:val="34"/>
-              </w:numPr>
-              <w:suppressAutoHyphens w:val="0"/>
-              <w:spacing w:before="20" w:after="20"/>
-              <w:ind w:left="173" w:hanging="142"/>
-              <w:rPr>
-                <w:i/>
-                <w:color w:val="000000" w:themeColor="text1"/>
-              </w:rPr>
-            </w:pPr>
-            <w:r>
-              <w:rPr>
-                <w:i/>
-                <w:color w:val="000000" w:themeColor="text1"/>
-              </w:rPr>
-              <w:t>Điện từ máy thí nghiệm.</w:t>
-            </w:r>
-          </w:p>
-        </w:tc>
-        <w:tc>
-          <w:tcPr>
-            <w:tcW w:w="1050" w:type="pct"/>
-            <w:gridSpan w:val="2"/>
-            <w:tcBorders>
-              <w:top w:val="dotted" w:sz="4" w:space="0" w:color="auto"/>
-              <w:left w:val="double" w:sz="4" w:space="0" w:color="auto"/>
-              <w:bottom w:val="dotted" w:sz="4" w:space="0" w:color="auto"/>
-              <w:right w:val="double" w:sz="4" w:space="0" w:color="auto"/>
-            </w:tcBorders>
-            <w:vAlign w:val="center"/>
-          </w:tcPr>
-          <w:p>
-            <w:pPr>
-              <w:pStyle w:val="ListParagraph"/>
-              <w:numPr>
-                <w:ilvl w:val="0"/>
-                <w:numId w:val="33"/>
-              </w:numPr>
-              <w:suppressAutoHyphens w:val="0"/>
-              <w:spacing w:before="20" w:after="20"/>
-              <w:ind w:left="16" w:firstLine="0"/>
-              <w:jc w:val="both"/>
-              <w:rPr>
-                <w:i/>
-                <w:color w:val="000000" w:themeColor="text1"/>
-              </w:rPr>
-            </w:pPr>
-            <w:r>
-              <w:rPr>
-                <w:i/>
-                <w:color w:val="000000" w:themeColor="text1"/>
-                <w:lang w:val="vi-VN"/>
-              </w:rPr>
-              <w:t xml:space="preserve"> </w:t>
-            </w:r>
-            <w:r>
-              <w:rPr>
-                <w:i/>
-                <w:color w:val="000000" w:themeColor="text1"/>
-              </w:rPr>
-              <w:t>Sử dụng dây an toàn 02 đầu móc;</w:t>
-            </w:r>
-          </w:p>
-          <w:p>
-            <w:pPr>
-              <w:pStyle w:val="ListParagraph"/>
-              <w:numPr>
-                <w:ilvl w:val="0"/>
-                <w:numId w:val="33"/>
-              </w:numPr>
-              <w:suppressAutoHyphens w:val="0"/>
-              <w:spacing w:before="20" w:after="20"/>
-              <w:ind w:left="16" w:firstLine="0"/>
-              <w:jc w:val="both"/>
-              <w:rPr>
-                <w:i/>
-                <w:color w:val="0000FF"/>
-                <w:lang w:val="vi-VN"/>
-              </w:rPr>
-            </w:pPr>
-            <w:r>
-              <w:rPr>
-                <w:i/>
-                <w:color w:val="000000" w:themeColor="text1"/>
-                <w:lang w:val="vi-VN"/>
-              </w:rPr>
-              <w:t xml:space="preserve"> </w:t>
-            </w:r>
-            <w:r>
-              <w:rPr>
-                <w:i/>
-                <w:color w:val="000000" w:themeColor="text1"/>
-              </w:rPr>
-              <w:t>Có chỉ dẫn cảnh giới</w:t>
-            </w:r>
-          </w:p>
-        </w:tc>
-      </w:tr>
-      <w:tr>
-        <w:tc>
-          <w:tcPr>
-            <w:tcW w:w="5000" w:type="pct"/>
-            <w:gridSpan w:val="10"/>
-            <w:tcBorders>
-              <w:top w:val="dotted" w:sz="4" w:space="0" w:color="auto"/>
-              <w:left w:val="double" w:sz="4" w:space="0" w:color="auto"/>
-              <w:bottom w:val="dotted" w:sz="4" w:space="0" w:color="auto"/>
-              <w:right w:val="double" w:sz="4" w:space="0" w:color="auto"/>
-            </w:tcBorders>
-            <w:vAlign w:val="center"/>
-          </w:tcPr>
-          <w:p>
-            <w:pPr>
-              <w:numPr>
-                <w:ilvl w:val="0"/>
-                <w:numId w:val="33"/>
-              </w:numPr>
-              <w:suppressAutoHyphens w:val="0"/>
-              <w:spacing w:before="20" w:after="20"/>
-              <w:ind w:left="284" w:hanging="142"/>
-              <w:jc w:val="both"/>
-              <w:rPr>
-                <w:i/>
-                <w:color w:val="000000" w:themeColor="text1"/>
-              </w:rPr>
-            </w:pPr>
-            <w:r>
-              <w:rPr>
-                <w:b/>
-                <w:i/>
-                <w:color w:val="000000" w:themeColor="text1"/>
-              </w:rPr>
-              <w:t>Ghi chú:</w:t>
-            </w:r>
-          </w:p>
-        </w:tc>
-      </w:tr>
-      <w:tr>
-        <w:tc>
-          <w:tcPr>
-            <w:tcW w:w="5000" w:type="pct"/>
-            <w:gridSpan w:val="10"/>
-            <w:tcBorders>
-              <w:top w:val="dotted" w:sz="4" w:space="0" w:color="auto"/>
-              <w:left w:val="double" w:sz="4" w:space="0" w:color="auto"/>
-              <w:bottom w:val="dotted" w:sz="4" w:space="0" w:color="auto"/>
-              <w:right w:val="double" w:sz="4" w:space="0" w:color="auto"/>
-            </w:tcBorders>
-            <w:vAlign w:val="center"/>
-          </w:tcPr>
-          <w:p>
-            <w:pPr>
-              <w:numPr>
-                <w:ilvl w:val="0"/>
-                <w:numId w:val="36"/>
-              </w:numPr>
-              <w:suppressAutoHyphens w:val="0"/>
-              <w:spacing w:before="20" w:after="20"/>
-              <w:ind w:left="426" w:hanging="284"/>
-              <w:jc w:val="both"/>
-              <w:rPr>
-                <w:b/>
-                <w:i/>
-                <w:color w:val="000000" w:themeColor="text1"/>
-              </w:rPr>
-            </w:pPr>
-            <w:r>
-              <w:rPr>
-                <w:b/>
-                <w:i/>
-                <w:color w:val="EE0000"/>
-              </w:rPr>
-              <w:t>Phân công nhiệm vụ cho từng nhân viên đơn vị công tác:</w:t>
-            </w:r>
-          </w:p>
-        </w:tc>
-      </w:tr>
-      <w:tr>
-        <w:tc>
-          <w:tcPr>
-            <w:tcW w:w="1890" w:type="pct"/>
-            <w:gridSpan w:val="3"/>
-            <w:tcBorders>
-              <w:top w:val="dotted" w:sz="4" w:space="0" w:color="auto"/>
-              <w:left w:val="double" w:sz="4" w:space="0" w:color="auto"/>
-              <w:bottom w:val="dotted" w:sz="4" w:space="0" w:color="auto"/>
-              <w:right w:val="double" w:sz="4" w:space="0" w:color="auto"/>
-            </w:tcBorders>
-            <w:vAlign w:val="center"/>
-          </w:tcPr>
-          <w:p>
-            <w:pPr>
-              <w:tabs>
-                <w:tab w:val="left" w:pos="426"/>
-              </w:tabs>
-              <w:spacing w:before="20" w:after="20"/>
-              <w:jc w:val="center"/>
-              <w:rPr>
-                <w:i/>
-                <w:color w:val="000000" w:themeColor="text1"/>
-              </w:rPr>
-            </w:pPr>
-            <w:r>
-              <w:rPr>
-                <w:i/>
-                <w:color w:val="000000" w:themeColor="text1"/>
-              </w:rPr>
-              <w:t>Họ và tên</w:t>
-            </w:r>
-          </w:p>
-        </w:tc>
-        <w:tc>
-          <w:tcPr>
-            <w:tcW w:w="3110" w:type="pct"/>
-            <w:gridSpan w:val="7"/>
-            <w:tcBorders>
-              <w:top w:val="dotted" w:sz="4" w:space="0" w:color="auto"/>
-              <w:left w:val="double" w:sz="4" w:space="0" w:color="auto"/>
-              <w:bottom w:val="dotted" w:sz="4" w:space="0" w:color="auto"/>
-              <w:right w:val="double" w:sz="4" w:space="0" w:color="auto"/>
-            </w:tcBorders>
-            <w:vAlign w:val="center"/>
-          </w:tcPr>
-          <w:p>
-            <w:pPr>
-              <w:tabs>
-                <w:tab w:val="left" w:pos="426"/>
-              </w:tabs>
-              <w:spacing w:before="20" w:after="20"/>
-              <w:jc w:val="center"/>
-              <w:rPr>
-                <w:i/>
-                <w:color w:val="000000" w:themeColor="text1"/>
-              </w:rPr>
-            </w:pPr>
-            <w:r>
-              <w:rPr>
-                <w:i/>
-                <w:color w:val="000000" w:themeColor="text1"/>
-              </w:rPr>
-              <w:t>Thực hiện công việc</w:t>
-            </w:r>
-          </w:p>
-        </w:tc>
-      </w:tr>
-      <w:tr>
-        <w:tc>
-          <w:tcPr>
-            <w:tcW w:w="1890" w:type="pct"/>
-            <w:gridSpan w:val="3"/>
-            <w:tcBorders>
-              <w:top w:val="dotted" w:sz="4" w:space="0" w:color="auto"/>
-              <w:left w:val="double" w:sz="4" w:space="0" w:color="auto"/>
-              <w:right w:val="double" w:sz="4" w:space="0" w:color="auto"/>
-            </w:tcBorders>
-          </w:tcPr>
-          <w:p>
-            <w:pPr>
-              <w:spacing w:line="360" w:lineRule="auto"/>
-              <w:ind w:left="340"/>
-            </w:pPr>
-          </w:p>
-        </w:tc>
-        <w:tc>
-          <w:tcPr>
-            <w:tcW w:w="3110" w:type="pct"/>
-            <w:gridSpan w:val="7"/>
-            <w:tcBorders>
-              <w:top w:val="dotted" w:sz="4" w:space="0" w:color="auto"/>
-              <w:left w:val="double" w:sz="4" w:space="0" w:color="auto"/>
-              <w:right w:val="double" w:sz="4" w:space="0" w:color="auto"/>
-            </w:tcBorders>
-          </w:tcPr>
-          <w:p>
-            <w:pPr>
-              <w:tabs>
-                <w:tab w:val="left" w:pos="426"/>
-              </w:tabs>
-              <w:spacing w:before="20" w:after="20"/>
-              <w:jc w:val="both"/>
-              <w:rPr>
-                <w:i/>
-                <w:color w:val="000000" w:themeColor="text1"/>
-              </w:rPr>
-            </w:pPr>
-            <w:r>
-              <w:rPr>
-                <w:i/>
-                <w:color w:val="000000" w:themeColor="text1"/>
-              </w:rPr>
-              <w:t>{dia_diem_cong_tac}</w:t>
-            </w:r>
-          </w:p>
-        </w:tc>
-      </w:tr>
-      <w:tr>
-        <w:tc>
-          <w:tcPr>
-            <w:tcW w:w="5000" w:type="pct"/>
-            <w:gridSpan w:val="10"/>
-            <w:tcBorders>
-              <w:top w:val="dotted" w:sz="4" w:space="0" w:color="auto"/>
-              <w:left w:val="double" w:sz="4" w:space="0" w:color="auto"/>
-              <w:bottom w:val="dotted" w:sz="4" w:space="0" w:color="auto"/>
-              <w:right w:val="double" w:sz="4" w:space="0" w:color="auto"/>
-            </w:tcBorders>
-            <w:vAlign w:val="center"/>
-          </w:tcPr>
-          <w:p>
-            <w:pPr>
-              <w:pStyle w:val="ListParagraph"/>
-              <w:numPr>
-                <w:ilvl w:val="0"/>
-                <w:numId w:val="33"/>
-              </w:numPr>
-              <w:suppressAutoHyphens w:val="0"/>
-              <w:spacing w:before="20" w:after="20"/>
-              <w:jc w:val="both"/>
-              <w:rPr>
-                <w:i/>
-                <w:color w:val="000000" w:themeColor="text1"/>
-              </w:rPr>
-            </w:pPr>
-            <w:r>
-              <w:rPr>
-                <w:b/>
-                <w:i/>
-                <w:color w:val="000000" w:themeColor="text1"/>
-              </w:rPr>
-              <w:t>Ghi chú:</w:t>
-            </w:r>
-          </w:p>
-        </w:tc>
-      </w:tr>
-      <w:tr>
-        <w:tc>
-          <w:tcPr>
-            <w:tcW w:w="4367" w:type="pct"/>
-            <w:gridSpan w:val="9"/>
-            <w:tcBorders>
-              <w:top w:val="dotted" w:sz="4" w:space="0" w:color="auto"/>
-              <w:left w:val="double" w:sz="4" w:space="0" w:color="auto"/>
-              <w:bottom w:val="dotted" w:sz="4" w:space="0" w:color="auto"/>
-              <w:right w:val="double" w:sz="4" w:space="0" w:color="auto"/>
-            </w:tcBorders>
-            <w:vAlign w:val="center"/>
-          </w:tcPr>
-          <w:p>
-            <w:pPr>
-              <w:numPr>
-                <w:ilvl w:val="0"/>
-                <w:numId w:val="36"/>
-              </w:numPr>
-              <w:suppressAutoHyphens w:val="0"/>
-              <w:spacing w:before="20" w:after="20"/>
-              <w:ind w:left="426" w:hanging="284"/>
-              <w:jc w:val="both"/>
-              <w:rPr>
-                <w:b/>
-                <w:i/>
-                <w:color w:val="EE0000"/>
-              </w:rPr>
-            </w:pPr>
-            <w:r>
-              <w:rPr>
-                <w:b/>
-                <w:i/>
-                <w:color w:val="EE0000"/>
-              </w:rPr>
-              <w:t>Tất cả nhân viên đơn vị công tác đã ký vào PCT/LCT trước khi bắt đầu thực hiện công việc</w:t>
-            </w:r>
-          </w:p>
-        </w:tc>
-        <w:tc>
-          <w:tcPr>
-            <w:tcW w:w="633" w:type="pct"/>
-            <w:tcBorders>
-              <w:top w:val="dotted" w:sz="4" w:space="0" w:color="auto"/>
-              <w:left w:val="double" w:sz="4" w:space="0" w:color="auto"/>
-              <w:bottom w:val="dotted" w:sz="4" w:space="0" w:color="auto"/>
-              <w:right w:val="double" w:sz="4" w:space="0" w:color="auto"/>
-            </w:tcBorders>
-            <w:vAlign w:val="center"/>
-          </w:tcPr>
-          <w:p>
-            <w:pPr>
-              <w:tabs>
-                <w:tab w:val="left" w:pos="426"/>
-              </w:tabs>
-              <w:spacing w:before="20" w:after="20"/>
-              <w:ind w:left="284"/>
-              <w:jc w:val="both"/>
-              <w:rPr>
-                <w:b/>
-                <w:i/>
-                <w:color w:val="EE0000"/>
-              </w:rPr>
-            </w:pPr>
-            <w:r>
-              <w:rPr>
-                <w:b/>
-                <w:i/>
-                <w:color w:val="EE0000"/>
-              </w:rPr>
-              <mc:AlternateContent>
-                <mc:Choice Requires="wps">
-                  <w:drawing>
-                    <wp:anchor distT="0" distB="0" distL="114300" distR="114300" simplePos="0" relativeHeight="251725833" behindDoc="0" locked="0" layoutInCell="1" allowOverlap="1" wp14:anchorId="6E12B1DF" wp14:editId="5E3EA914">
-                      <wp:simplePos x="0" y="0"/>
-                      <wp:positionH relativeFrom="column">
-                        <wp:posOffset>260350</wp:posOffset>
-                      </wp:positionH>
-                      <wp:positionV relativeFrom="paragraph">
-                        <wp:posOffset>127635</wp:posOffset>
-                      </wp:positionV>
-                      <wp:extent cx="152400" cy="152400"/>
-                      <wp:effectExtent l="0" t="0" r="19050" b="19050"/>
-                      <wp:wrapNone/>
-                      <wp:docPr id="918626539" name="Rectangle 401"/>
-                      <wp:cNvGraphicFramePr>
-                        <a:graphicFrameLocks xmlns:a="http://schemas.openxmlformats.org/drawingml/2006/main"/>
-                      </wp:cNvGraphicFramePr>
-                      <a:graphic xmlns:a="http://schemas.openxmlformats.org/drawingml/2006/main">
-                        <a:graphicData uri="http://schemas.microsoft.com/office/word/2010/wordprocessingShape">
-                          <wps:wsp>
-                            <wps:cNvSpPr>
-                              <a:spLocks noChangeArrowheads="1"/>
-                            </wps:cNvSpPr>
-                            <wps:spPr bwMode="auto">
-                              <a:xfrm>
-                                <a:off x="0" y="0"/>
-                                <a:ext cx="152400" cy="152400"/>
-                              </a:xfrm>
-                              <a:prstGeom prst="rect">
-                                <a:avLst/>
-                              </a:prstGeom>
-                              <a:solidFill>
-                                <a:srgbClr val="FFFFFF"/>
-                              </a:solidFill>
-                              <a:ln w="9525">
-                                <a:solidFill>
-                                  <a:srgbClr val="000000"/>
-                                </a:solidFill>
-                                <a:miter lim="800000"/>
-                                <a:headEnd/>
-                                <a:tailEnd/>
-                              </a:ln>
-                            </wps:spPr>
-                            <wps:txbx>
-                              <w:txbxContent>
-                                <w:p>
-                                  <w:pPr>
-                                    <w:jc w:val="center"/>
-                                    <w:rPr>
-                                      <w:lang w:val="en-US"/>
-                                    </w:rPr>
-                                  </w:pPr>
-                                </w:p>
-                              </w:txbxContent>
-                            </wps:txbx>
-                            <wps:bodyPr rot="0" vert="horz" wrap="square" lIns="91440" tIns="45720" rIns="91440" bIns="45720" anchor="t" anchorCtr="0" upright="1">
-                              <a:noAutofit/>
-                            </wps:bodyPr>
-                          </wps:wsp>
-                        </a:graphicData>
-                      </a:graphic>
-                      <wp14:sizeRelH relativeFrom="page">
-                        <wp14:pctWidth>0</wp14:pctWidth>
-                      </wp14:sizeRelH>
-                      <wp14:sizeRelV relativeFrom="page">
-                        <wp14:pctHeight>0</wp14:pctHeight>
-                      </wp14:sizeRelV>
-                    </wp:anchor>
-                  </w:drawing>
-                </mc:Choice>
-                <mc:Fallback>
-                  <w:pict>
-                    <v:rect w14:anchorId="6E12B1DF" id="Rectangle 401" o:spid="_x0000_s1026" style="position:absolute;left:0;text-align:left;margin-left:20.5pt;margin-top:10.05pt;width:12pt;height:12pt;z-index:251725833;visibility:visible;mso-wrap-style:square;mso-width-percent:0;mso-height-percent:0;mso-wrap-distance-left:9pt;mso-wrap-distance-top:0;mso-wrap-distance-right:9pt;mso-wrap-distance-bottom:0;mso-position-horizontal:absolute;mso-position-horizontal-relative:text;mso-position-vertical:absolute;mso-position-vertical-relative:text;mso-width-percent:0;mso-height-percent:0;mso-width-relative:page;mso-height-relative:page;v-text-anchor:top" o:gfxdata="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">
-                      <v:textbox>
-                        <w:txbxContent>
-                          <w:p>
-                            <w:pPr>
-                              <w:jc w:val="center"/>
-                              <w:rPr>
-                                <w:lang w:val="en-US"/>
-                              </w:rPr>
-                            </w:pPr>
-                          </w:p>
-                        </w:txbxContent>
-                      </v:textbox>
-                    </v:rect>
-                  </w:pict>
-                </mc:Fallback>
-              </mc:AlternateContent>
-            </w:r>
-          </w:p>
-        </w:tc>
-      </w:tr>
-      <w:tr>
-        <w:tc>
-          <w:tcPr>
-            <w:tcW w:w="5000" w:type="pct"/>
-            <w:gridSpan w:val="10"/>
-            <w:tcBorders>
-              <w:top w:val="dotted" w:sz="4" w:space="0" w:color="auto"/>
-              <w:left w:val="double" w:sz="4" w:space="0" w:color="auto"/>
-              <w:bottom w:val="dotted" w:sz="4" w:space="0" w:color="auto"/>
-              <w:right w:val="double" w:sz="4" w:space="0" w:color="auto"/>
-            </w:tcBorders>
-            <w:vAlign w:val="center"/>
-          </w:tcPr>
-          <w:p>
-            <w:pPr>
-              <w:pStyle w:val="ListParagraph"/>
-              <w:numPr>
-                <w:ilvl w:val="0"/>
-                <w:numId w:val="33"/>
-              </w:numPr>
-              <w:suppressAutoHyphens w:val="0"/>
-              <w:spacing w:before="20" w:after="20"/>
-              <w:jc w:val="both"/>
-              <w:rPr>
-                <w:b/>
-                <w:i/>
-                <w:color w:val="000000" w:themeColor="text1"/>
-              </w:rPr>
-            </w:pPr>
-            <w:r>
-              <w:rPr>
-                <w:b/>
-                <w:i/>
-                <w:color w:val="000000" w:themeColor="text1"/>
-              </w:rPr>
-              <w:t>Ghi chú:</w:t>
-            </w:r>
-          </w:p>
-        </w:tc>
-      </w:tr>
-      <w:tr>
-        <w:tc>
-          <w:tcPr>
-            <w:tcW w:w="4367" w:type="pct"/>
-            <w:gridSpan w:val="9"/>
-            <w:tcBorders>
-              <w:top w:val="dotted" w:sz="4" w:space="0" w:color="auto"/>
-              <w:left w:val="double" w:sz="4" w:space="0" w:color="auto"/>
-              <w:bottom w:val="dotted" w:sz="4" w:space="0" w:color="auto"/>
-              <w:right w:val="double" w:sz="4" w:space="0" w:color="auto"/>
-            </w:tcBorders>
-            <w:vAlign w:val="center"/>
-          </w:tcPr>
-          <w:p>
-            <w:pPr>
-              <w:numPr>
-                <w:ilvl w:val="0"/>
-                <w:numId w:val="36"/>
-              </w:numPr>
-              <w:suppressAutoHyphens w:val="0"/>
-              <w:spacing w:before="20" w:after="20"/>
-              <w:ind w:left="426" w:hanging="284"/>
-              <w:jc w:val="both"/>
-              <w:rPr>
-                <w:b/>
-                <w:i/>
-                <w:color w:val="000000" w:themeColor="text1"/>
-              </w:rPr>
-            </w:pPr>
-            <w:r>
-              <w:rPr>
-                <w:b/>
-                <w:i/>
-                <w:color w:val="000000" w:themeColor="text1"/>
-              </w:rPr>
-              <w:t>Tất cả nhân viên đơn vị công tác đã được phổ biến và hiểu rõ phạm vi được phép làm việc, các yếu tố nguy hiểm có thể gây ra tai nạn, nội dung, trình tự và các biện pháp an toàn để thực hiện công việc</w:t>
-            </w:r>
-            <w:r>
-              <w:rPr>
-                <w:b/>
-                <w:i/>
-                <w:color w:val="000000" w:themeColor="text1"/>
-              </w:rPr>
-              <w:t xml:space="preserve">, </w:t>
-            </w:r>
-            <w:r>
-              <w:rPr>
-                <w:b/>
-                <w:i/>
-                <w:color w:val="000000" w:themeColor="text1"/>
-              </w:rPr>
-              <w:t>ATVSV đã thông báo, nhắc nhở các yếu tố nguy hiểm có thể gây ra tai nạn lao động cho người lao động nắm rõ, phòng ngừa:</w:t>
-            </w:r>
-          </w:p>
-        </w:tc>
-        <w:tc>
-          <w:tcPr>
-            <w:tcW w:w="633" w:type="pct"/>
-            <w:tcBorders>
-              <w:top w:val="dotted" w:sz="4" w:space="0" w:color="auto"/>
-              <w:left w:val="double" w:sz="4" w:space="0" w:color="auto"/>
-              <w:bottom w:val="dotted" w:sz="4" w:space="0" w:color="auto"/>
-              <w:right w:val="double" w:sz="4" w:space="0" w:color="auto"/>
-            </w:tcBorders>
-            <w:vAlign w:val="center"/>
-          </w:tcPr>
-          <w:p>
-            <w:pPr>
-              <w:tabs>
-                <w:tab w:val="left" w:pos="426"/>
-              </w:tabs>
-              <w:spacing w:before="20" w:after="20"/>
-              <w:ind w:left="284"/>
-              <w:jc w:val="both"/>
-              <w:rPr>
-                <w:b/>
-                <w:i/>
-                <w:color w:val="000000" w:themeColor="text1"/>
-              </w:rPr>
-            </w:pPr>
-            <w:r>
-              <w:rPr>
-                <w:b/>
-                <w:i/>
-                <w:color w:val="000000" w:themeColor="text1"/>
-              </w:rPr>
-              <mc:AlternateContent>
-                <mc:Choice Requires="wps">
-                  <w:drawing>
-                    <wp:anchor distT="0" distB="0" distL="114300" distR="114300" simplePos="0" relativeHeight="251658243" behindDoc="0" locked="0" layoutInCell="1" allowOverlap="1" wp14:anchorId="40D09C6B" wp14:editId="1E0D81AD">
-                      <wp:simplePos x="0" y="0"/>
-                      <wp:positionH relativeFrom="column">
-                        <wp:posOffset>285115</wp:posOffset>
-                      </wp:positionH>
-                      <wp:positionV relativeFrom="paragraph">
-                        <wp:posOffset>237490</wp:posOffset>
-                      </wp:positionV>
-                      <wp:extent cx="152400" cy="152400"/>
-                      <wp:effectExtent l="0" t="0" r="0" b="0"/>
-                      <wp:wrapNone/>
-                      <wp:docPr id="1546018190" name="Rectangle 400"/>
-                      <wp:cNvGraphicFramePr>
-                        <a:graphicFrameLocks xmlns:a="http://schemas.openxmlformats.org/drawingml/2006/main"/>
-                      </wp:cNvGraphicFramePr>
-                      <a:graphic xmlns:a="http://schemas.openxmlformats.org/drawingml/2006/main">
-                        <a:graphicData uri="http://schemas.microsoft.com/office/word/2010/wordprocessingShape">
-                          <wps:wsp>
-                            <wps:cNvSpPr>
-                              <a:spLocks noChangeArrowheads="1"/>
-                            </wps:cNvSpPr>
-                            <wps:spPr bwMode="auto">
-                              <a:xfrm>
-                                <a:off x="0" y="0"/>
-                                <a:ext cx="152400" cy="152400"/>
-                              </a:xfrm>
-                              <a:prstGeom prst="rect">
-                                <a:avLst/>
-                              </a:prstGeom>
-                              <a:solidFill>
-                                <a:srgbClr val="FFFFFF"/>
-                              </a:solidFill>
-                              <a:ln w="9525">
-                                <a:solidFill>
-                                  <a:srgbClr val="000000"/>
-                                </a:solidFill>
-                                <a:miter lim="800000"/>
-                                <a:headEnd/>
-                                <a:tailEnd/>
-                              </a:ln>
-                            </wps:spPr>
-                            <wps:bodyPr rot="0" vert="horz" wrap="square" lIns="91440" tIns="45720" rIns="91440" bIns="45720" anchor="t" anchorCtr="0" upright="1">
-                              <a:noAutofit/>
-                            </wps:bodyPr>
-                          </wps:wsp>
-                        </a:graphicData>
-                      </a:graphic>
-                      <wp14:sizeRelH relativeFrom="page">
-                        <wp14:pctWidth>0</wp14:pctWidth>
-                      </wp14:sizeRelH>
-                      <wp14:sizeRelV relativeFrom="page">
-                        <wp14:pctHeight>0</wp14:pctHeight>
-                      </wp14:sizeRelV>
-                    </wp:anchor>
-                  </w:drawing>
-                </mc:Choice>
-                <mc:Fallback>
-                  <w:pict>
-                    <v:rect w14:anchorId="085619E2" id="Rectangle 400" o:spid="_x0000_s1026" style="position:absolute;margin-left:22.45pt;margin-top:18.7pt;width:12pt;height:12pt;z-index:251658243;visibility:visible;mso-wrap-style:square;mso-width-percent:0;mso-height-percent:0;mso-wrap-distance-left:9pt;mso-wrap-distance-top:0;mso-wrap-distance-right:9pt;mso-wrap-distance-bottom:0;mso-position-horizontal:absolute;mso-position-horizontal-relative:text;mso-position-vertical:absolute;mso-position-vertical-relative:text;mso-width-percent:0;mso-height-percent:0;mso-width-relative:page;mso-height-relative:page;v-text-anchor:top" o:gfxdata="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"/>
-                  </w:pict>
-                </mc:Fallback>
-              </mc:AlternateContent>
-            </w:r>
-          </w:p>
-        </w:tc>
-      </w:tr>
-      <w:tr>
-        <w:tc>
-          <w:tcPr>
-            <w:tcW w:w="5000" w:type="pct"/>
-            <w:gridSpan w:val="10"/>
-            <w:tcBorders>
-              <w:top w:val="dotted" w:sz="4" w:space="0" w:color="auto"/>
-              <w:left w:val="double" w:sz="4" w:space="0" w:color="auto"/>
-              <w:bottom w:val="dotted" w:sz="4" w:space="0" w:color="auto"/>
-              <w:right w:val="double" w:sz="4" w:space="0" w:color="auto"/>
-            </w:tcBorders>
-            <w:vAlign w:val="center"/>
-          </w:tcPr>
-          <w:p>
-            <w:pPr>
-              <w:numPr>
-                <w:ilvl w:val="0"/>
-                <w:numId w:val="36"/>
-              </w:numPr>
-              <w:suppressAutoHyphens w:val="0"/>
-              <w:spacing w:before="20" w:after="20"/>
-              <w:ind w:left="426" w:hanging="284"/>
-              <w:jc w:val="both"/>
-              <w:rPr>
-                <w:b/>
-                <w:i/>
-                <w:color w:val="000000" w:themeColor="text1"/>
-              </w:rPr>
-            </w:pPr>
-            <w:r>
-              <w:rPr>
-                <w:b/>
-                <w:i/>
-                <w:color w:val="000000" w:themeColor="text1"/>
-              </w:rPr>
-              <w:t xml:space="preserve">Ý </w:t>
-            </w:r>
-            <w:r>
-              <w:rPr>
-                <w:b/>
-                <w:i/>
-                <w:color w:val="000000" w:themeColor="text1"/>
-              </w:rPr>
-              <w:t>kiến góp ý</w:t>
-            </w:r>
-            <w:r>
-              <w:rPr>
-                <w:b/>
-                <w:i/>
-                <w:color w:val="000000" w:themeColor="text1"/>
-              </w:rPr>
-              <w:t xml:space="preserve"> của NVĐVCT:</w:t>
-            </w:r>
-            <w:r>
-              <w:rPr>
-                <w:b/>
-                <w:i/>
-                <w:color w:val="000000" w:themeColor="text1"/>
-              </w:rPr>
-              <w:t xml:space="preserve"> (nếu có):</w:t>
-            </w:r>
-          </w:p>
-        </w:tc>
-      </w:tr>
-      <w:tr>
-        <w:tc>
-          <w:tcPr>
-            <w:tcW w:w="5000" w:type="pct"/>
-            <w:gridSpan w:val="10"/>
-            <w:tcBorders>
-              <w:top w:val="dotted" w:sz="4" w:space="0" w:color="auto"/>
-              <w:left w:val="double" w:sz="4" w:space="0" w:color="auto"/>
-              <w:bottom w:val="dotted" w:sz="4" w:space="0" w:color="auto"/>
-              <w:right w:val="double" w:sz="4" w:space="0" w:color="auto"/>
-            </w:tcBorders>
-            <w:vAlign w:val="center"/>
-          </w:tcPr>
-          <w:p>
-            <w:pPr>
-              <w:tabs>
-                <w:tab w:val="left" w:pos="426"/>
-              </w:tabs>
-              <w:spacing w:before="20" w:after="20"/>
-              <w:ind w:left="284"/>
-              <w:jc w:val="both"/>
-              <w:rPr>
-                <w:b/>
-                <w:i/>
-                <w:color w:val="000000" w:themeColor="text1"/>
-              </w:rPr>
-            </w:pPr>
-            <w:r>
-              <w:rPr>
-                <w:b/>
-                <w:i/>
-                <w:color w:val="000000" w:themeColor="text1"/>
-              </w:rPr>
-              <w:t xml:space="preserve">Kết thúc sinh hoạt vào  lúc </w:t>
-            </w:r>
-            <w:r>
-              <w:rPr>
-                <w:b/>
-                <w:i/>
-                <w:color w:val="000000" w:themeColor="text1"/>
-              </w:rPr>
-              <w:t>{thoi_gian_ket_thuc}</w:t>
-            </w:r>
-          </w:p>
-        </w:tc>
-      </w:tr>
-      <w:tr>
-        <w:trPr>
-          <w:trHeight w:val="693"/>
-        </w:trPr>
-        <w:tc>
-          <w:tcPr>
-            <w:tcW w:w="1397" w:type="pct"/>
-            <w:tcBorders>
-              <w:top w:val="dotted" w:sz="4" w:space="0" w:color="auto"/>
-              <w:left w:val="double" w:sz="4" w:space="0" w:color="auto"/>
-              <w:bottom w:val="dotted" w:sz="4" w:space="0" w:color="auto"/>
-              <w:right w:val="dotted" w:sz="4" w:space="0" w:color="auto"/>
-            </w:tcBorders>
-          </w:tcPr>
-          <w:p>
-            <w:pPr>
-              <w:spacing w:before="120"/>
-              <w:jc w:val="both"/>
-              <w:rPr>
-                <w:i/>
-              </w:rPr>
-            </w:pPr>
-            <w:r>
-              <w:rPr>
-                <w:i/>
-              </w:rPr>
-              <w:t>Nhân viên đơn vị công tác:</w:t>
-            </w:r>
-          </w:p>
-        </w:tc>
-        <w:tc>
-          <w:tcPr>
-            <w:tcW w:w="2011" w:type="pct"/>
-            <w:gridSpan w:val="6"/>
-            <w:tcBorders>
-              <w:top w:val="dotted" w:sz="4" w:space="0" w:color="auto"/>
-              <w:left w:val="dotted" w:sz="4" w:space="0" w:color="auto"/>
-              <w:bottom w:val="dotted" w:sz="4" w:space="0" w:color="auto"/>
-              <w:right w:val="dotted" w:sz="4" w:space="0" w:color="auto"/>
-            </w:tcBorders>
-            <w:vAlign w:val="bottom"/>
-          </w:tcPr>
-          <w:p>
-            <w:pPr>
-              <w:spacing w:before="240" w:line="360" w:lineRule="auto"/>
-              <w:ind w:left="340"/>
-            </w:pPr>
-          </w:p>
-        </w:tc>
-        <w:tc>
-          <w:tcPr>
-            <w:tcW w:w="1593" w:type="pct"/>
-            <w:gridSpan w:val="3"/>
-            <w:tcBorders>
-              <w:top w:val="dotted" w:sz="4" w:space="0" w:color="auto"/>
-              <w:left w:val="dotted" w:sz="4" w:space="0" w:color="auto"/>
-              <w:bottom w:val="dotted" w:sz="4" w:space="0" w:color="auto"/>
-              <w:right w:val="double" w:sz="4" w:space="0" w:color="auto"/>
-            </w:tcBorders>
-            <w:vAlign w:val="bottom"/>
-          </w:tcPr>
-          <w:p>
-            <w:pPr>
-              <w:spacing w:line="360" w:lineRule="auto"/>
-              <w:rPr>
-                <w:i/>
-                <w:lang w:val="vi-VN"/>
-              </w:rPr>
-            </w:pPr>
-            <w:r>
-              <w:rPr>
-                <w:i/>
-              </w:rPr>
-              <w:t>Ký tên:........................</w:t>
-            </w:r>
-          </w:p>
-        </w:tc>
-      </w:tr>
-      <w:tr>
-        <w:trPr>
-          <w:trHeight w:val="384"/>
-        </w:trPr>
-        <w:tc>
-          <w:tcPr>
-            <w:tcW w:w="1397" w:type="pct"/>
-            <w:tcBorders>
-              <w:top w:val="dotted" w:sz="4" w:space="0" w:color="auto"/>
-              <w:left w:val="double" w:sz="4" w:space="0" w:color="auto"/>
-              <w:bottom w:val="dotted" w:sz="4" w:space="0" w:color="auto"/>
-              <w:right w:val="dotted" w:sz="4" w:space="0" w:color="auto"/>
-            </w:tcBorders>
-            <w:vAlign w:val="center"/>
-          </w:tcPr>
-          <w:p>
-            <w:pPr>
-              <w:spacing w:before="120" w:after="120"/>
-              <w:jc w:val="both"/>
-              <w:rPr>
-                <w:i/>
-                <w:color w:val="000000" w:themeColor="text1"/>
-              </w:rPr>
-            </w:pPr>
-            <w:r>
-              <w:rPr>
-                <w:i/>
-                <w:color w:val="000000" w:themeColor="text1"/>
-              </w:rPr>
-              <w:t>An toàn vệ sinh viên:</w:t>
-            </w:r>
-          </w:p>
-        </w:tc>
-        <w:tc>
-          <w:tcPr>
-            <w:tcW w:w="2011" w:type="pct"/>
-            <w:gridSpan w:val="6"/>
-            <w:tcBorders>
-              <w:top w:val="dotted" w:sz="4" w:space="0" w:color="auto"/>
-              <w:left w:val="dotted" w:sz="4" w:space="0" w:color="auto"/>
-              <w:bottom w:val="dotted" w:sz="4" w:space="0" w:color="auto"/>
-              <w:right w:val="dotted" w:sz="4" w:space="0" w:color="auto"/>
-            </w:tcBorders>
-            <w:vAlign w:val="center"/>
-          </w:tcPr>
-          <w:p>
-            <w:pPr>
-              <w:spacing w:before="120" w:after="120"/>
-              <w:rPr>
-                <w:i/>
-                <w:color w:val="000000" w:themeColor="text1"/>
-              </w:rPr>
-            </w:pPr>
-          </w:p>
-        </w:tc>
-        <w:tc>
-          <w:tcPr>
-            <w:tcW w:w="1593" w:type="pct"/>
-            <w:gridSpan w:val="3"/>
-            <w:tcBorders>
-              <w:top w:val="dotted" w:sz="4" w:space="0" w:color="auto"/>
-              <w:left w:val="dotted" w:sz="4" w:space="0" w:color="auto"/>
-              <w:bottom w:val="dotted" w:sz="4" w:space="0" w:color="auto"/>
-              <w:right w:val="double" w:sz="4" w:space="0" w:color="auto"/>
-            </w:tcBorders>
-            <w:vAlign w:val="center"/>
-          </w:tcPr>
-          <w:p>
-            <w:pPr>
-              <w:spacing w:before="120" w:after="120"/>
-              <w:jc w:val="both"/>
-              <w:rPr>
-                <w:i/>
-                <w:color w:val="000000" w:themeColor="text1"/>
-              </w:rPr>
-            </w:pPr>
-            <w:r>
-              <w:rPr>
-                <w:i/>
-                <w:color w:val="000000" w:themeColor="text1"/>
-              </w:rPr>
-              <w:t>Ký tên:.......................</w:t>
-            </w:r>
-          </w:p>
-        </w:tc>
-      </w:tr>
-      <w:tr>
-        <w:trPr>
-          <w:trHeight w:val="384"/>
-        </w:trPr>
-        <w:tc>
-          <w:tcPr>
-            <w:tcW w:w="5000" w:type="pct"/>
-            <w:gridSpan w:val="10"/>
-            <w:tcBorders>
-              <w:top w:val="dotted" w:sz="4" w:space="0" w:color="auto"/>
-              <w:left w:val="double" w:sz="4" w:space="0" w:color="auto"/>
-              <w:bottom w:val="double" w:sz="4" w:space="0" w:color="auto"/>
-              <w:right w:val="double" w:sz="4" w:space="0" w:color="auto"/>
-            </w:tcBorders>
-            <w:vAlign w:val="center"/>
-          </w:tcPr>
-          <w:p>
-            <w:pPr>
-              <w:spacing w:before="120" w:after="120"/>
-              <w:jc w:val="both"/>
-              <w:rPr>
-                <w:i/>
-                <w:color w:val="000000" w:themeColor="text1"/>
-              </w:rPr>
-            </w:pPr>
-            <w:r>
-              <w:rPr>
-                <w:i/>
-                <w:color w:val="000000" w:themeColor="text1"/>
-              </w:rPr>
-              <w:lastRenderedPageBreak/>
-              <w:t>Người chủ trì sinh hoạt (ký tên): ....................................</w:t>
-            </w:r>
-          </w:p>
-        </w:tc>
-      </w:tr>
-    </w:tbl>
     <w:p>
-      <w:pPr>
-        <w:tabs>
-          <w:tab w:val="center" w:pos="2410"/>
-          <w:tab w:val="center" w:pos="6120"/>
-        </w:tabs>
-        <w:rPr>
-          <w:b/>
-          <w:sz w:val="26"/>
-          <w:szCs w:val="26"/>
-        </w:rPr>
-      </w:pPr>
+      <w:r>
+        <w:t>{dia_diem_cong_tac}</w:t>
+      </w:r>
     </w:p>
     <w:sectPr>
       <w:headerReference w:type="default" r:id="rId13"/>
@@ -8348,15 +6301,6 @@
 </file>
 
 <file path=customXml/item2.xml><?xml version="1.0" encoding="utf-8"?>
-<?mso-contentType ?>
-<FormTemplates xmlns="http://schemas.microsoft.com/sharepoint/v3/contenttype/forms">
-  <Display>DocumentLibraryForm</Display>
-  <Edit>DocumentLibraryForm</Edit>
-  <New>DocumentLibraryForm</New>
-</FormTemplates>
-</file>
-
-<file path=customXml/item3.xml><?xml version="1.0" encoding="utf-8"?>
 <ct:contentTypeSchema xmlns:ct="http://schemas.microsoft.com/office/2006/metadata/contentType" xmlns:ma="http://schemas.microsoft.com/office/2006/metadata/properties/metaAttributes" ct:_="" ma:_="" ma:contentTypeName="Tài liệu" ma:contentTypeID="0x0101003D6A26BEA43AD54C99CF6CFFD0AB935F" ma:contentTypeVersion="17" ma:contentTypeDescription="Tạo tài liệu mới." ma:contentTypeScope="" ma:versionID="af904db980aeeeb0c820978c361938b4">
   <xsd:schema xmlns:xsd="http://www.w3.org/2001/XMLSchema" xmlns:xs="http://www.w3.org/2001/XMLSchema" xmlns:p="http://schemas.microsoft.com/office/2006/metadata/properties" xmlns:ns3="f4a5a11c-7819-4824-9e21-1c6a953b54fb" xmlns:ns4="2cd0ddd0-898b-46ea-a782-d5498b2a516c" targetNamespace="http://schemas.microsoft.com/office/2006/metadata/properties" ma:root="true" ma:fieldsID="2a2c0ab740631f726e6fe3bbdb2b4cd3" ns3:_="" ns4:_="">
     <xsd:import namespace="f4a5a11c-7819-4824-9e21-1c6a953b54fb"/>
@@ -8601,7 +6545,28 @@
 </ct:contentTypeSchema>
 </file>
 
+<file path=customXml/item3.xml><?xml version="1.0" encoding="utf-8"?>
+<?mso-contentType ?>
+<FormTemplates xmlns="http://schemas.microsoft.com/sharepoint/v3/contenttype/forms">
+  <Display>DocumentLibraryForm</Display>
+  <Edit>DocumentLibraryForm</Edit>
+  <New>DocumentLibraryForm</New>
+</FormTemplates>
+</file>
+
 <file path=customXml/item4.xml><?xml version="1.0" encoding="utf-8"?>
+<p:properties xmlns:p="http://schemas.microsoft.com/office/2006/metadata/properties" xmlns:xsi="http://www.w3.org/2001/XMLSchema-instance" xmlns:pc="http://schemas.microsoft.com/office/infopath/2007/PartnerControls">
+  <documentManagement>
+    <_activity xmlns="f4a5a11c-7819-4824-9e21-1c6a953b54fb" xsi:nil="true"/>
+  </documentManagement>
+</p:properties>
+</file>
+
+<file path=customXml/item5.xml><?xml version="1.0" encoding="utf-8"?>
+<b:Sources xmlns:b="http://schemas.openxmlformats.org/officeDocument/2006/bibliography" xmlns="http://schemas.openxmlformats.org/officeDocument/2006/bibliography" SelectedStyle="\APA.XSL" StyleName="APA"/>
+</file>
+
+<file path=customXml/item6.xml><?xml version="1.0" encoding="utf-8"?>
 <MrLinh xmlns="tranphuclinh">
   <PhobienPATC>
     <Ngay_PATC>29 tháng 4 năm 2026</Ngay_PATC>
@@ -8680,18 +6645,6 @@
 </MrLinh>
 </file>
 
-<file path=customXml/item5.xml><?xml version="1.0" encoding="utf-8"?>
-<b:Sources xmlns:b="http://schemas.openxmlformats.org/officeDocument/2006/bibliography" xmlns="http://schemas.openxmlformats.org/officeDocument/2006/bibliography" SelectedStyle="\APA.XSL" StyleName="APA"/>
-</file>
-
-<file path=customXml/item6.xml><?xml version="1.0" encoding="utf-8"?>
-<p:properties xmlns:p="http://schemas.microsoft.com/office/2006/metadata/properties" xmlns:xsi="http://www.w3.org/2001/XMLSchema-instance" xmlns:pc="http://schemas.microsoft.com/office/infopath/2007/PartnerControls">
-  <documentManagement>
-    <_activity xmlns="f4a5a11c-7819-4824-9e21-1c6a953b54fb" xsi:nil="true"/>
-  </documentManagement>
-</p:properties>
-</file>
-
 <file path=customXml/itemProps1.xml><?xml version="1.0" encoding="utf-8"?>
 <ds:datastoreItem xmlns:ds="http://schemas.openxmlformats.org/officeDocument/2006/customXml" ds:itemID="{55AF091B-3C7A-41E3-B477-F2FDAA23CFDA}">
   <ds:schemaRefs>
@@ -8701,14 +6654,6 @@
 </file>
 
 <file path=customXml/itemProps2.xml><?xml version="1.0" encoding="utf-8"?>
-<ds:datastoreItem xmlns:ds="http://schemas.openxmlformats.org/officeDocument/2006/customXml" ds:itemID="{533C5E75-3032-4E84-BB28-0F21C8ACB6A2}">
-  <ds:schemaRefs>
-    <ds:schemaRef ds:uri="http://schemas.microsoft.com/sharepoint/v3/contenttype/forms"/>
-  </ds:schemaRefs>
-</ds:datastoreItem>
-</file>
-
-<file path=customXml/itemProps3.xml><?xml version="1.0" encoding="utf-8"?>
 <ds:datastoreItem xmlns:ds="http://schemas.openxmlformats.org/officeDocument/2006/customXml" ds:itemID="{2E5F3AD3-925F-45A8-802D-F3FA608239E5}">
   <ds:schemaRefs>
     <ds:schemaRef ds:uri="http://schemas.microsoft.com/office/2006/metadata/contentType"/>
@@ -8727,10 +6672,20 @@
 </ds:datastoreItem>
 </file>
 
+<file path=customXml/itemProps3.xml><?xml version="1.0" encoding="utf-8"?>
+<ds:datastoreItem xmlns:ds="http://schemas.openxmlformats.org/officeDocument/2006/customXml" ds:itemID="{533C5E75-3032-4E84-BB28-0F21C8ACB6A2}">
+  <ds:schemaRefs>
+    <ds:schemaRef ds:uri="http://schemas.microsoft.com/sharepoint/v3/contenttype/forms"/>
+  </ds:schemaRefs>
+</ds:datastoreItem>
+</file>
+
 <file path=customXml/itemProps4.xml><?xml version="1.0" encoding="utf-8"?>
-<ds:datastoreItem xmlns:ds="http://schemas.openxmlformats.org/officeDocument/2006/customXml" ds:itemID="{9D7C7E3C-431E-4096-A5D6-821764FB404C}">
+<ds:datastoreItem xmlns:ds="http://schemas.openxmlformats.org/officeDocument/2006/customXml" ds:itemID="{75F95D7B-77FE-4EBD-BB81-BE9EFEC843E0}">
   <ds:schemaRefs>
-    <ds:schemaRef ds:uri="tranphuclinh"/>
+    <ds:schemaRef ds:uri="http://schemas.microsoft.com/office/2006/metadata/properties"/>
+    <ds:schemaRef ds:uri="http://schemas.microsoft.com/office/infopath/2007/PartnerControls"/>
+    <ds:schemaRef ds:uri="f4a5a11c-7819-4824-9e21-1c6a953b54fb"/>
   </ds:schemaRefs>
 </ds:datastoreItem>
 </file>
@@ -8744,11 +6699,9 @@
 </file>
 
 <file path=customXml/itemProps6.xml><?xml version="1.0" encoding="utf-8"?>
-<ds:datastoreItem xmlns:ds="http://schemas.openxmlformats.org/officeDocument/2006/customXml" ds:itemID="{75F95D7B-77FE-4EBD-BB81-BE9EFEC843E0}">
+<ds:datastoreItem xmlns:ds="http://schemas.openxmlformats.org/officeDocument/2006/customXml" ds:itemID="{9D7C7E3C-431E-4096-A5D6-821764FB404C}">
   <ds:schemaRefs>
-    <ds:schemaRef ds:uri="http://schemas.microsoft.com/office/2006/metadata/properties"/>
-    <ds:schemaRef ds:uri="http://schemas.microsoft.com/office/infopath/2007/PartnerControls"/>
-    <ds:schemaRef ds:uri="f4a5a11c-7819-4824-9e21-1c6a953b54fb"/>
+    <ds:schemaRef ds:uri="tranphuclinh"/>
   </ds:schemaRefs>
 </ds:datastoreItem>
 </file>